--- a/lab4/Отчет.docx
+++ b/lab4/Отчет.docx
@@ -1095,6 +1095,4396 @@
     <w:p>
       <w:r>
         <w:t>Остановил контейнер murlocki_apache и удалил неработающие контейнеры и образы командой docker system prune --all</w:t>
+      </w:r>
+    </w:p>
+    <w:p>
+      <w:r>
+        <w:rPr>
+          <w:b/>
+        </w:rPr>
+        <w:t>Задание: перенос приложения из лабораторной работы 2 в Docker-контейнер</w:t>
+      </w:r>
+    </w:p>
+    <w:p>
+      <w:r>
+        <w:rPr/>
+        <w:t>Web-приложение MedTracker (Django, учёт результатов медицинских анализов) из лабораторной работы 2 упаковано в образ Docker на основе официального образа Python 3.11. Каталог lab4/medtracker_app содержит проект Django medtracker, приложение analyses, файл зависимостей requirements.txt и Dockerfile; файл docker-compose.yml лежит в каталоге lab4. Приложение в контейнере подключается к PostgreSQL на ВМ через host.docker.internal, поэтому в pg_hba.conf разрешено подключение пользователя userdb к базе study из сетей Docker (172.16.0.0/12).</w:t>
+      </w:r>
+    </w:p>
+    <w:p>
+      <w:pPr>
+        <w:rPr>
+          <w:lang w:val="en-US"/>
+        </w:rPr>
+      </w:pPr>
+      <w:r>
+        <w:drawing>
+          <wp:inline xmlns:a="http://schemas.openxmlformats.org/drawingml/2006/main" xmlns:pic="http://schemas.openxmlformats.org/drawingml/2006/picture">
+            <wp:extent cx="3248025" cy="3072328"/>
+            <wp:docPr id="1797163835" name="Picture 1797163835"/>
+            <wp:cNvGraphicFramePr>
+              <a:graphicFrameLocks noChangeAspect="1"/>
+            </wp:cNvGraphicFramePr>
+            <a:graphic>
+              <a:graphicData uri="http://schemas.openxmlformats.org/drawingml/2006/picture">
+                <pic:pic>
+                  <pic:nvPicPr>
+                    <pic:cNvPr id="0" name="05a_clone_labs.png"/>
+                    <pic:cNvPicPr/>
+                  </pic:nvPicPr>
+                  <pic:blipFill>
+                    <a:blip r:embed="rId28"/>
+                    <a:stretch>
+                      <a:fillRect/>
+                    </a:stretch>
+                  </pic:blipFill>
+                  <pic:spPr>
+                    <a:xfrm>
+                      <a:off x="0" y="0"/>
+                      <a:ext cx="3248025" cy="3072328"/>
+                    </a:xfrm>
+                    <a:prstGeom prst="rect"/>
+                  </pic:spPr>
+                </pic:pic>
+              </a:graphicData>
+            </a:graphic>
+          </wp:inline>
+        </w:drawing>
+      </w:r>
+    </w:p>
+    <w:p>
+      <w:r>
+        <w:rPr/>
+        <w:t>Клонировал репозиторий labs в каталог /home/murlock на ВМ и проверил содержимое папки lab4</w:t>
+      </w:r>
+    </w:p>
+    <w:p>
+      <w:pPr>
+        <w:rPr>
+          <w:lang w:val="en-US"/>
+        </w:rPr>
+      </w:pPr>
+      <w:r>
+        <w:drawing>
+          <wp:inline xmlns:a="http://schemas.openxmlformats.org/drawingml/2006/main" xmlns:pic="http://schemas.openxmlformats.org/drawingml/2006/picture">
+            <wp:extent cx="3248025" cy="2603576"/>
+            <wp:docPr id="1797163836" name="Picture 1797163836"/>
+            <wp:cNvGraphicFramePr>
+              <a:graphicFrameLocks noChangeAspect="1"/>
+            </wp:cNvGraphicFramePr>
+            <a:graphic>
+              <a:graphicData uri="http://schemas.openxmlformats.org/drawingml/2006/picture">
+                <pic:pic>
+                  <pic:nvPicPr>
+                    <pic:cNvPr id="0" name="05b_dockerfile.png"/>
+                    <pic:cNvPicPr/>
+                  </pic:nvPicPr>
+                  <pic:blipFill>
+                    <a:blip r:embed="rId29"/>
+                    <a:stretch>
+                      <a:fillRect/>
+                    </a:stretch>
+                  </pic:blipFill>
+                  <pic:spPr>
+                    <a:xfrm>
+                      <a:off x="0" y="0"/>
+                      <a:ext cx="3248025" cy="2603576"/>
+                    </a:xfrm>
+                    <a:prstGeom prst="rect"/>
+                  </pic:spPr>
+                </pic:pic>
+              </a:graphicData>
+            </a:graphic>
+          </wp:inline>
+        </w:drawing>
+      </w:r>
+    </w:p>
+    <w:p>
+      <w:r>
+        <w:rPr/>
+        <w:t>Каталог приложения medtracker_app и содержимое Dockerfile</w:t>
+      </w:r>
+    </w:p>
+    <w:p>
+      <w:r>
+        <w:rPr>
+          <w:b/>
+        </w:rPr>
+        <w:t>Dockerfile:</w:t>
+      </w:r>
+    </w:p>
+    <w:p>
+      <w:pPr>
+        <w:spacing w:after="0" w:before="0" w:line="240" w:lineRule="auto"/>
+        <w:ind w:firstLine="0"/>
+        <w:jc w:val="left"/>
+      </w:pPr>
+      <w:r>
+        <w:rPr>
+          <w:rFonts w:ascii="Courier New" w:hAnsi="Courier New" w:eastAsia="Courier New"/>
+          <w:sz w:val="18"/>
+        </w:rPr>
+        <w:t># Исходный образ: официальный образ Python 3.11</w:t>
+      </w:r>
+    </w:p>
+    <w:p>
+      <w:pPr>
+        <w:spacing w:after="0" w:before="0" w:line="240" w:lineRule="auto"/>
+        <w:ind w:firstLine="0"/>
+        <w:jc w:val="left"/>
+      </w:pPr>
+      <w:r>
+        <w:rPr>
+          <w:rFonts w:ascii="Courier New" w:hAnsi="Courier New" w:eastAsia="Courier New"/>
+          <w:sz w:val="18"/>
+        </w:rPr>
+        <w:t>FROM python:3.11-slim</w:t>
+      </w:r>
+    </w:p>
+    <w:p>
+      <w:pPr>
+        <w:spacing w:after="0" w:before="0" w:line="240" w:lineRule="auto"/>
+        <w:ind w:firstLine="0"/>
+        <w:jc w:val="left"/>
+      </w:pPr>
+      <w:r>
+        <w:rPr>
+          <w:rFonts w:ascii="Courier New" w:hAnsi="Courier New" w:eastAsia="Courier New"/>
+          <w:sz w:val="18"/>
+        </w:rPr>
+        <w:t xml:space="preserve"> </w:t>
+      </w:r>
+    </w:p>
+    <w:p>
+      <w:pPr>
+        <w:spacing w:after="0" w:before="0" w:line="240" w:lineRule="auto"/>
+        <w:ind w:firstLine="0"/>
+        <w:jc w:val="left"/>
+      </w:pPr>
+      <w:r>
+        <w:rPr>
+          <w:rFonts w:ascii="Courier New" w:hAnsi="Courier New" w:eastAsia="Courier New"/>
+          <w:sz w:val="18"/>
+        </w:rPr>
+        <w:t># Не создавать .pyc и выводить логи сразу</w:t>
+      </w:r>
+    </w:p>
+    <w:p>
+      <w:pPr>
+        <w:spacing w:after="0" w:before="0" w:line="240" w:lineRule="auto"/>
+        <w:ind w:firstLine="0"/>
+        <w:jc w:val="left"/>
+      </w:pPr>
+      <w:r>
+        <w:rPr>
+          <w:rFonts w:ascii="Courier New" w:hAnsi="Courier New" w:eastAsia="Courier New"/>
+          <w:sz w:val="18"/>
+        </w:rPr>
+        <w:t>ENV PYTHONDONTWRITEBYTECODE=1 \</w:t>
+      </w:r>
+    </w:p>
+    <w:p>
+      <w:pPr>
+        <w:spacing w:after="0" w:before="0" w:line="240" w:lineRule="auto"/>
+        <w:ind w:firstLine="0"/>
+        <w:jc w:val="left"/>
+      </w:pPr>
+      <w:r>
+        <w:rPr>
+          <w:rFonts w:ascii="Courier New" w:hAnsi="Courier New" w:eastAsia="Courier New"/>
+          <w:sz w:val="18"/>
+        </w:rPr>
+        <w:t xml:space="preserve">    PYTHONUNBUFFERED=1</w:t>
+      </w:r>
+    </w:p>
+    <w:p>
+      <w:pPr>
+        <w:spacing w:after="0" w:before="0" w:line="240" w:lineRule="auto"/>
+        <w:ind w:firstLine="0"/>
+        <w:jc w:val="left"/>
+      </w:pPr>
+      <w:r>
+        <w:rPr>
+          <w:rFonts w:ascii="Courier New" w:hAnsi="Courier New" w:eastAsia="Courier New"/>
+          <w:sz w:val="18"/>
+        </w:rPr>
+        <w:t xml:space="preserve"> </w:t>
+      </w:r>
+    </w:p>
+    <w:p>
+      <w:pPr>
+        <w:spacing w:after="0" w:before="0" w:line="240" w:lineRule="auto"/>
+        <w:ind w:firstLine="0"/>
+        <w:jc w:val="left"/>
+      </w:pPr>
+      <w:r>
+        <w:rPr>
+          <w:rFonts w:ascii="Courier New" w:hAnsi="Courier New" w:eastAsia="Courier New"/>
+          <w:sz w:val="18"/>
+        </w:rPr>
+        <w:t>WORKDIR /app</w:t>
+      </w:r>
+    </w:p>
+    <w:p>
+      <w:pPr>
+        <w:spacing w:after="0" w:before="0" w:line="240" w:lineRule="auto"/>
+        <w:ind w:firstLine="0"/>
+        <w:jc w:val="left"/>
+      </w:pPr>
+      <w:r>
+        <w:rPr>
+          <w:rFonts w:ascii="Courier New" w:hAnsi="Courier New" w:eastAsia="Courier New"/>
+          <w:sz w:val="18"/>
+        </w:rPr>
+        <w:t xml:space="preserve"> </w:t>
+      </w:r>
+    </w:p>
+    <w:p>
+      <w:pPr>
+        <w:spacing w:after="0" w:before="0" w:line="240" w:lineRule="auto"/>
+        <w:ind w:firstLine="0"/>
+        <w:jc w:val="left"/>
+      </w:pPr>
+      <w:r>
+        <w:rPr>
+          <w:rFonts w:ascii="Courier New" w:hAnsi="Courier New" w:eastAsia="Courier New"/>
+          <w:sz w:val="18"/>
+        </w:rPr>
+        <w:t># Устанавливаем зависимости</w:t>
+      </w:r>
+    </w:p>
+    <w:p>
+      <w:pPr>
+        <w:spacing w:after="0" w:before="0" w:line="240" w:lineRule="auto"/>
+        <w:ind w:firstLine="0"/>
+        <w:jc w:val="left"/>
+      </w:pPr>
+      <w:r>
+        <w:rPr>
+          <w:rFonts w:ascii="Courier New" w:hAnsi="Courier New" w:eastAsia="Courier New"/>
+          <w:sz w:val="18"/>
+        </w:rPr>
+        <w:t>RUN pip install --upgrade pip</w:t>
+      </w:r>
+    </w:p>
+    <w:p>
+      <w:pPr>
+        <w:spacing w:after="0" w:before="0" w:line="240" w:lineRule="auto"/>
+        <w:ind w:firstLine="0"/>
+        <w:jc w:val="left"/>
+      </w:pPr>
+      <w:r>
+        <w:rPr>
+          <w:rFonts w:ascii="Courier New" w:hAnsi="Courier New" w:eastAsia="Courier New"/>
+          <w:sz w:val="18"/>
+        </w:rPr>
+        <w:t>COPY requirements.txt .</w:t>
+      </w:r>
+    </w:p>
+    <w:p>
+      <w:pPr>
+        <w:spacing w:after="0" w:before="0" w:line="240" w:lineRule="auto"/>
+        <w:ind w:firstLine="0"/>
+        <w:jc w:val="left"/>
+      </w:pPr>
+      <w:r>
+        <w:rPr>
+          <w:rFonts w:ascii="Courier New" w:hAnsi="Courier New" w:eastAsia="Courier New"/>
+          <w:sz w:val="18"/>
+        </w:rPr>
+        <w:t>RUN pip install --no-cache-dir -r requirements.txt</w:t>
+      </w:r>
+    </w:p>
+    <w:p>
+      <w:pPr>
+        <w:spacing w:after="0" w:before="0" w:line="240" w:lineRule="auto"/>
+        <w:ind w:firstLine="0"/>
+        <w:jc w:val="left"/>
+      </w:pPr>
+      <w:r>
+        <w:rPr>
+          <w:rFonts w:ascii="Courier New" w:hAnsi="Courier New" w:eastAsia="Courier New"/>
+          <w:sz w:val="18"/>
+        </w:rPr>
+        <w:t xml:space="preserve"> </w:t>
+      </w:r>
+    </w:p>
+    <w:p>
+      <w:pPr>
+        <w:spacing w:after="0" w:before="0" w:line="240" w:lineRule="auto"/>
+        <w:ind w:firstLine="0"/>
+        <w:jc w:val="left"/>
+      </w:pPr>
+      <w:r>
+        <w:rPr>
+          <w:rFonts w:ascii="Courier New" w:hAnsi="Courier New" w:eastAsia="Courier New"/>
+          <w:sz w:val="18"/>
+        </w:rPr>
+        <w:t># Копируем проект Django (medtracker) и приложение (analyses)</w:t>
+      </w:r>
+    </w:p>
+    <w:p>
+      <w:pPr>
+        <w:spacing w:after="0" w:before="0" w:line="240" w:lineRule="auto"/>
+        <w:ind w:firstLine="0"/>
+        <w:jc w:val="left"/>
+      </w:pPr>
+      <w:r>
+        <w:rPr>
+          <w:rFonts w:ascii="Courier New" w:hAnsi="Courier New" w:eastAsia="Courier New"/>
+          <w:sz w:val="18"/>
+        </w:rPr>
+        <w:t>COPY . .</w:t>
+      </w:r>
+    </w:p>
+    <w:p>
+      <w:pPr>
+        <w:spacing w:after="0" w:before="0" w:line="240" w:lineRule="auto"/>
+        <w:ind w:firstLine="0"/>
+        <w:jc w:val="left"/>
+      </w:pPr>
+      <w:r>
+        <w:rPr>
+          <w:rFonts w:ascii="Courier New" w:hAnsi="Courier New" w:eastAsia="Courier New"/>
+          <w:sz w:val="18"/>
+        </w:rPr>
+        <w:t xml:space="preserve"> </w:t>
+      </w:r>
+    </w:p>
+    <w:p>
+      <w:pPr>
+        <w:spacing w:after="0" w:before="0" w:line="240" w:lineRule="auto"/>
+        <w:ind w:firstLine="0"/>
+        <w:jc w:val="left"/>
+      </w:pPr>
+      <w:r>
+        <w:rPr>
+          <w:rFonts w:ascii="Courier New" w:hAnsi="Courier New" w:eastAsia="Courier New"/>
+          <w:sz w:val="18"/>
+        </w:rPr>
+        <w:t># Порт web-сервера</w:t>
+      </w:r>
+    </w:p>
+    <w:p>
+      <w:pPr>
+        <w:spacing w:after="0" w:before="0" w:line="240" w:lineRule="auto"/>
+        <w:ind w:firstLine="0"/>
+        <w:jc w:val="left"/>
+      </w:pPr>
+      <w:r>
+        <w:rPr>
+          <w:rFonts w:ascii="Courier New" w:hAnsi="Courier New" w:eastAsia="Courier New"/>
+          <w:sz w:val="18"/>
+        </w:rPr>
+        <w:t>EXPOSE 8000</w:t>
+      </w:r>
+    </w:p>
+    <w:p>
+      <w:pPr>
+        <w:spacing w:after="0" w:before="0" w:line="240" w:lineRule="auto"/>
+        <w:ind w:firstLine="0"/>
+        <w:jc w:val="left"/>
+      </w:pPr>
+      <w:r>
+        <w:rPr>
+          <w:rFonts w:ascii="Courier New" w:hAnsi="Courier New" w:eastAsia="Courier New"/>
+          <w:sz w:val="18"/>
+        </w:rPr>
+        <w:t xml:space="preserve"> </w:t>
+      </w:r>
+    </w:p>
+    <w:p>
+      <w:pPr>
+        <w:spacing w:after="0" w:before="0" w:line="240" w:lineRule="auto"/>
+        <w:ind w:firstLine="0"/>
+        <w:jc w:val="left"/>
+      </w:pPr>
+      <w:r>
+        <w:rPr>
+          <w:rFonts w:ascii="Courier New" w:hAnsi="Courier New" w:eastAsia="Courier New"/>
+          <w:sz w:val="18"/>
+        </w:rPr>
+        <w:t># При запуске применяем миграции и запускаем сервер Django</w:t>
+      </w:r>
+    </w:p>
+    <w:p>
+      <w:pPr>
+        <w:spacing w:after="0" w:before="0" w:line="240" w:lineRule="auto"/>
+        <w:ind w:firstLine="0"/>
+        <w:jc w:val="left"/>
+      </w:pPr>
+      <w:r>
+        <w:rPr>
+          <w:rFonts w:ascii="Courier New" w:hAnsi="Courier New" w:eastAsia="Courier New"/>
+          <w:sz w:val="18"/>
+        </w:rPr>
+        <w:t>CMD ["sh", "-c", "python manage.py migrate --noinput &amp;&amp; python manage.py runserver 0.0.0.0:8000"]</w:t>
+      </w:r>
+    </w:p>
+    <w:p>
+      <w:r>
+        <w:rPr/>
+      </w:r>
+    </w:p>
+    <w:p>
+      <w:pPr>
+        <w:rPr>
+          <w:lang w:val="en-US"/>
+        </w:rPr>
+      </w:pPr>
+      <w:r>
+        <w:drawing>
+          <wp:inline xmlns:a="http://schemas.openxmlformats.org/drawingml/2006/main" xmlns:pic="http://schemas.openxmlformats.org/drawingml/2006/picture">
+            <wp:extent cx="3248025" cy="1964128"/>
+            <wp:docPr id="1797163837" name="Picture 1797163837"/>
+            <wp:cNvGraphicFramePr>
+              <a:graphicFrameLocks noChangeAspect="1"/>
+            </wp:cNvGraphicFramePr>
+            <a:graphic>
+              <a:graphicData uri="http://schemas.openxmlformats.org/drawingml/2006/picture">
+                <pic:pic>
+                  <pic:nvPicPr>
+                    <pic:cNvPr id="0" name="05c_build.png"/>
+                    <pic:cNvPicPr/>
+                  </pic:nvPicPr>
+                  <pic:blipFill>
+                    <a:blip r:embed="rId30"/>
+                    <a:stretch>
+                      <a:fillRect/>
+                    </a:stretch>
+                  </pic:blipFill>
+                  <pic:spPr>
+                    <a:xfrm>
+                      <a:off x="0" y="0"/>
+                      <a:ext cx="3248025" cy="1964128"/>
+                    </a:xfrm>
+                    <a:prstGeom prst="rect"/>
+                  </pic:spPr>
+                </pic:pic>
+              </a:graphicData>
+            </a:graphic>
+          </wp:inline>
+        </w:drawing>
+      </w:r>
+    </w:p>
+    <w:p>
+      <w:r>
+        <w:rPr/>
+        <w:t>Собрал образ приложения командой docker build -t murlocki/medtracker:1.0 .</w:t>
+      </w:r>
+    </w:p>
+    <w:p>
+      <w:pPr>
+        <w:rPr>
+          <w:lang w:val="en-US"/>
+        </w:rPr>
+      </w:pPr>
+      <w:r>
+        <w:drawing>
+          <wp:inline xmlns:a="http://schemas.openxmlformats.org/drawingml/2006/main" xmlns:pic="http://schemas.openxmlformats.org/drawingml/2006/picture">
+            <wp:extent cx="3248025" cy="373979"/>
+            <wp:docPr id="1797163838" name="Picture 1797163838"/>
+            <wp:cNvGraphicFramePr>
+              <a:graphicFrameLocks noChangeAspect="1"/>
+            </wp:cNvGraphicFramePr>
+            <a:graphic>
+              <a:graphicData uri="http://schemas.openxmlformats.org/drawingml/2006/picture">
+                <pic:pic>
+                  <pic:nvPicPr>
+                    <pic:cNvPr id="0" name="05d_images.png"/>
+                    <pic:cNvPicPr/>
+                  </pic:nvPicPr>
+                  <pic:blipFill>
+                    <a:blip r:embed="rId31"/>
+                    <a:stretch>
+                      <a:fillRect/>
+                    </a:stretch>
+                  </pic:blipFill>
+                  <pic:spPr>
+                    <a:xfrm>
+                      <a:off x="0" y="0"/>
+                      <a:ext cx="3248025" cy="373979"/>
+                    </a:xfrm>
+                    <a:prstGeom prst="rect"/>
+                  </pic:spPr>
+                </pic:pic>
+              </a:graphicData>
+            </a:graphic>
+          </wp:inline>
+        </w:drawing>
+      </w:r>
+    </w:p>
+    <w:p>
+      <w:r>
+        <w:rPr/>
+        <w:t>Проверил наличие образа murlocki/medtracker:1.0 в локальном репозитории</w:t>
+      </w:r>
+    </w:p>
+    <w:p>
+      <w:pPr>
+        <w:rPr>
+          <w:lang w:val="en-US"/>
+        </w:rPr>
+      </w:pPr>
+      <w:r>
+        <w:drawing>
+          <wp:inline xmlns:a="http://schemas.openxmlformats.org/drawingml/2006/main" xmlns:pic="http://schemas.openxmlformats.org/drawingml/2006/picture">
+            <wp:extent cx="3248025" cy="953292"/>
+            <wp:docPr id="1797163839" name="Picture 1797163839"/>
+            <wp:cNvGraphicFramePr>
+              <a:graphicFrameLocks noChangeAspect="1"/>
+            </wp:cNvGraphicFramePr>
+            <a:graphic>
+              <a:graphicData uri="http://schemas.openxmlformats.org/drawingml/2006/picture">
+                <pic:pic>
+                  <pic:nvPicPr>
+                    <pic:cNvPr id="0" name="05e_push.png"/>
+                    <pic:cNvPicPr/>
+                  </pic:nvPicPr>
+                  <pic:blipFill>
+                    <a:blip r:embed="rId32"/>
+                    <a:stretch>
+                      <a:fillRect/>
+                    </a:stretch>
+                  </pic:blipFill>
+                  <pic:spPr>
+                    <a:xfrm>
+                      <a:off x="0" y="0"/>
+                      <a:ext cx="3248025" cy="953292"/>
+                    </a:xfrm>
+                    <a:prstGeom prst="rect"/>
+                  </pic:spPr>
+                </pic:pic>
+              </a:graphicData>
+            </a:graphic>
+          </wp:inline>
+        </w:drawing>
+      </w:r>
+    </w:p>
+    <w:p>
+      <w:r>
+        <w:rPr/>
+        <w:t>Загрузил образ в Docker Hub командой docker push murlocki/medtracker:1.0</w:t>
+      </w:r>
+    </w:p>
+    <w:p>
+      <w:pPr>
+        <w:rPr>
+          <w:lang w:val="en-US"/>
+        </w:rPr>
+      </w:pPr>
+      <w:r>
+        <w:drawing>
+          <wp:inline xmlns:a="http://schemas.openxmlformats.org/drawingml/2006/main" xmlns:pic="http://schemas.openxmlformats.org/drawingml/2006/picture">
+            <wp:extent cx="3248025" cy="2080766"/>
+            <wp:docPr id="1797163840" name="Picture 1797163840"/>
+            <wp:cNvGraphicFramePr>
+              <a:graphicFrameLocks noChangeAspect="1"/>
+            </wp:cNvGraphicFramePr>
+            <a:graphic>
+              <a:graphicData uri="http://schemas.openxmlformats.org/drawingml/2006/picture">
+                <pic:pic>
+                  <pic:nvPicPr>
+                    <pic:cNvPr id="0" name="05l_dockerhub_user.png"/>
+                    <pic:cNvPicPr/>
+                  </pic:nvPicPr>
+                  <pic:blipFill>
+                    <a:blip r:embed="rId33"/>
+                    <a:stretch>
+                      <a:fillRect/>
+                    </a:stretch>
+                  </pic:blipFill>
+                  <pic:spPr>
+                    <a:xfrm>
+                      <a:off x="0" y="0"/>
+                      <a:ext cx="3248025" cy="2080766"/>
+                    </a:xfrm>
+                    <a:prstGeom prst="rect"/>
+                  </pic:spPr>
+                </pic:pic>
+              </a:graphicData>
+            </a:graphic>
+          </wp:inline>
+        </w:drawing>
+      </w:r>
+    </w:p>
+    <w:p>
+      <w:r>
+        <w:rPr/>
+        <w:t>Репозитории пользователя murlocki на Docker Hub: murlocki/medtracker и murlocki/apache</w:t>
+      </w:r>
+    </w:p>
+    <w:p>
+      <w:pPr>
+        <w:rPr>
+          <w:lang w:val="en-US"/>
+        </w:rPr>
+      </w:pPr>
+      <w:r>
+        <w:drawing>
+          <wp:inline xmlns:a="http://schemas.openxmlformats.org/drawingml/2006/main" xmlns:pic="http://schemas.openxmlformats.org/drawingml/2006/picture">
+            <wp:extent cx="3248025" cy="2131516"/>
+            <wp:docPr id="1797163841" name="Picture 1797163841"/>
+            <wp:cNvGraphicFramePr>
+              <a:graphicFrameLocks noChangeAspect="1"/>
+            </wp:cNvGraphicFramePr>
+            <a:graphic>
+              <a:graphicData uri="http://schemas.openxmlformats.org/drawingml/2006/picture">
+                <pic:pic>
+                  <pic:nvPicPr>
+                    <pic:cNvPr id="0" name="05m_dockerhub_medtracker.png"/>
+                    <pic:cNvPicPr/>
+                  </pic:nvPicPr>
+                  <pic:blipFill>
+                    <a:blip r:embed="rId34"/>
+                    <a:stretch>
+                      <a:fillRect/>
+                    </a:stretch>
+                  </pic:blipFill>
+                  <pic:spPr>
+                    <a:xfrm>
+                      <a:off x="0" y="0"/>
+                      <a:ext cx="3248025" cy="2131516"/>
+                    </a:xfrm>
+                    <a:prstGeom prst="rect"/>
+                  </pic:spPr>
+                </pic:pic>
+              </a:graphicData>
+            </a:graphic>
+          </wp:inline>
+        </w:drawing>
+      </w:r>
+    </w:p>
+    <w:p>
+      <w:r>
+        <w:rPr/>
+        <w:t>Репозиторий murlocki/medtracker на Docker Hub с тегом 1.0</w:t>
+      </w:r>
+    </w:p>
+    <w:p>
+      <w:pPr>
+        <w:rPr>
+          <w:lang w:val="en-US"/>
+        </w:rPr>
+      </w:pPr>
+      <w:r>
+        <w:drawing>
+          <wp:inline xmlns:a="http://schemas.openxmlformats.org/drawingml/2006/main" xmlns:pic="http://schemas.openxmlformats.org/drawingml/2006/picture">
+            <wp:extent cx="3248025" cy="1943597"/>
+            <wp:docPr id="1797163842" name="Picture 1797163842"/>
+            <wp:cNvGraphicFramePr>
+              <a:graphicFrameLocks noChangeAspect="1"/>
+            </wp:cNvGraphicFramePr>
+            <a:graphic>
+              <a:graphicData uri="http://schemas.openxmlformats.org/drawingml/2006/picture">
+                <pic:pic>
+                  <pic:nvPicPr>
+                    <pic:cNvPr id="0" name="05f_compose_file.png"/>
+                    <pic:cNvPicPr/>
+                  </pic:nvPicPr>
+                  <pic:blipFill>
+                    <a:blip r:embed="rId35"/>
+                    <a:stretch>
+                      <a:fillRect/>
+                    </a:stretch>
+                  </pic:blipFill>
+                  <pic:spPr>
+                    <a:xfrm>
+                      <a:off x="0" y="0"/>
+                      <a:ext cx="3248025" cy="1943597"/>
+                    </a:xfrm>
+                    <a:prstGeom prst="rect"/>
+                  </pic:spPr>
+                </pic:pic>
+              </a:graphicData>
+            </a:graphic>
+          </wp:inline>
+        </w:drawing>
+      </w:r>
+    </w:p>
+    <w:p>
+      <w:r>
+        <w:rPr/>
+        <w:t>Файл docker-compose.yml для запуска приложения из образа на Docker Hub</w:t>
+      </w:r>
+    </w:p>
+    <w:p>
+      <w:r>
+        <w:rPr>
+          <w:b/>
+        </w:rPr>
+        <w:t>docker-compose.yml (пароль БД и SECRET_KEY подставляются из файла .env, который не хранится в репозитории; шаблон — .env.example):</w:t>
+      </w:r>
+    </w:p>
+    <w:p>
+      <w:pPr>
+        <w:spacing w:after="0" w:before="0" w:line="240" w:lineRule="auto"/>
+        <w:ind w:firstLine="0"/>
+        <w:jc w:val="left"/>
+      </w:pPr>
+      <w:r>
+        <w:rPr>
+          <w:rFonts w:ascii="Courier New" w:hAnsi="Courier New" w:eastAsia="Courier New"/>
+          <w:sz w:val="18"/>
+        </w:rPr>
+        <w:t>services:</w:t>
+      </w:r>
+    </w:p>
+    <w:p>
+      <w:pPr>
+        <w:spacing w:after="0" w:before="0" w:line="240" w:lineRule="auto"/>
+        <w:ind w:firstLine="0"/>
+        <w:jc w:val="left"/>
+      </w:pPr>
+      <w:r>
+        <w:rPr>
+          <w:rFonts w:ascii="Courier New" w:hAnsi="Courier New" w:eastAsia="Courier New"/>
+          <w:sz w:val="18"/>
+        </w:rPr>
+        <w:t xml:space="preserve">  medtracker:</w:t>
+      </w:r>
+    </w:p>
+    <w:p>
+      <w:pPr>
+        <w:spacing w:after="0" w:before="0" w:line="240" w:lineRule="auto"/>
+        <w:ind w:firstLine="0"/>
+        <w:jc w:val="left"/>
+      </w:pPr>
+      <w:r>
+        <w:rPr>
+          <w:rFonts w:ascii="Courier New" w:hAnsi="Courier New" w:eastAsia="Courier New"/>
+          <w:sz w:val="18"/>
+        </w:rPr>
+        <w:t xml:space="preserve">    image: murlocki/medtracker:1.0</w:t>
+      </w:r>
+    </w:p>
+    <w:p>
+      <w:pPr>
+        <w:spacing w:after="0" w:before="0" w:line="240" w:lineRule="auto"/>
+        <w:ind w:firstLine="0"/>
+        <w:jc w:val="left"/>
+      </w:pPr>
+      <w:r>
+        <w:rPr>
+          <w:rFonts w:ascii="Courier New" w:hAnsi="Courier New" w:eastAsia="Courier New"/>
+          <w:sz w:val="18"/>
+        </w:rPr>
+        <w:t xml:space="preserve">    container_name: medtracker_app</w:t>
+      </w:r>
+    </w:p>
+    <w:p>
+      <w:pPr>
+        <w:spacing w:after="0" w:before="0" w:line="240" w:lineRule="auto"/>
+        <w:ind w:firstLine="0"/>
+        <w:jc w:val="left"/>
+      </w:pPr>
+      <w:r>
+        <w:rPr>
+          <w:rFonts w:ascii="Courier New" w:hAnsi="Courier New" w:eastAsia="Courier New"/>
+          <w:sz w:val="18"/>
+        </w:rPr>
+        <w:t xml:space="preserve">    ports:</w:t>
+      </w:r>
+    </w:p>
+    <w:p>
+      <w:pPr>
+        <w:spacing w:after="0" w:before="0" w:line="240" w:lineRule="auto"/>
+        <w:ind w:firstLine="0"/>
+        <w:jc w:val="left"/>
+      </w:pPr>
+      <w:r>
+        <w:rPr>
+          <w:rFonts w:ascii="Courier New" w:hAnsi="Courier New" w:eastAsia="Courier New"/>
+          <w:sz w:val="18"/>
+        </w:rPr>
+        <w:t xml:space="preserve">      - "8000:8000"</w:t>
+      </w:r>
+    </w:p>
+    <w:p>
+      <w:pPr>
+        <w:spacing w:after="0" w:before="0" w:line="240" w:lineRule="auto"/>
+        <w:ind w:firstLine="0"/>
+        <w:jc w:val="left"/>
+      </w:pPr>
+      <w:r>
+        <w:rPr>
+          <w:rFonts w:ascii="Courier New" w:hAnsi="Courier New" w:eastAsia="Courier New"/>
+          <w:sz w:val="18"/>
+        </w:rPr>
+        <w:t xml:space="preserve">    environment:</w:t>
+      </w:r>
+    </w:p>
+    <w:p>
+      <w:pPr>
+        <w:spacing w:after="0" w:before="0" w:line="240" w:lineRule="auto"/>
+        <w:ind w:firstLine="0"/>
+        <w:jc w:val="left"/>
+      </w:pPr>
+      <w:r>
+        <w:rPr>
+          <w:rFonts w:ascii="Courier New" w:hAnsi="Courier New" w:eastAsia="Courier New"/>
+          <w:sz w:val="18"/>
+        </w:rPr>
+        <w:t xml:space="preserve">      DEBUG: "True"</w:t>
+      </w:r>
+    </w:p>
+    <w:p>
+      <w:pPr>
+        <w:spacing w:after="0" w:before="0" w:line="240" w:lineRule="auto"/>
+        <w:ind w:firstLine="0"/>
+        <w:jc w:val="left"/>
+      </w:pPr>
+      <w:r>
+        <w:rPr>
+          <w:rFonts w:ascii="Courier New" w:hAnsi="Courier New" w:eastAsia="Courier New"/>
+          <w:sz w:val="18"/>
+        </w:rPr>
+        <w:t xml:space="preserve">      ALLOWED_HOSTS: "192.168.1.7,localhost,127.0.0.1"</w:t>
+      </w:r>
+    </w:p>
+    <w:p>
+      <w:pPr>
+        <w:spacing w:after="0" w:before="0" w:line="240" w:lineRule="auto"/>
+        <w:ind w:firstLine="0"/>
+        <w:jc w:val="left"/>
+      </w:pPr>
+      <w:r>
+        <w:rPr>
+          <w:rFonts w:ascii="Courier New" w:hAnsi="Courier New" w:eastAsia="Courier New"/>
+          <w:sz w:val="18"/>
+        </w:rPr>
+        <w:t xml:space="preserve">      DB_NAME: study</w:t>
+      </w:r>
+    </w:p>
+    <w:p>
+      <w:pPr>
+        <w:spacing w:after="0" w:before="0" w:line="240" w:lineRule="auto"/>
+        <w:ind w:firstLine="0"/>
+        <w:jc w:val="left"/>
+      </w:pPr>
+      <w:r>
+        <w:rPr>
+          <w:rFonts w:ascii="Courier New" w:hAnsi="Courier New" w:eastAsia="Courier New"/>
+          <w:sz w:val="18"/>
+        </w:rPr>
+        <w:t xml:space="preserve">      DB_USER: userdb</w:t>
+      </w:r>
+    </w:p>
+    <w:p>
+      <w:pPr>
+        <w:spacing w:after="0" w:before="0" w:line="240" w:lineRule="auto"/>
+        <w:ind w:firstLine="0"/>
+        <w:jc w:val="left"/>
+      </w:pPr>
+      <w:r>
+        <w:rPr>
+          <w:rFonts w:ascii="Courier New" w:hAnsi="Courier New" w:eastAsia="Courier New"/>
+          <w:sz w:val="18"/>
+        </w:rPr>
+        <w:t xml:space="preserve">      DB_HOST: host.docker.internal   # PostgreSQL на хост-машине (ВМ Debian)</w:t>
+      </w:r>
+    </w:p>
+    <w:p>
+      <w:pPr>
+        <w:spacing w:after="0" w:before="0" w:line="240" w:lineRule="auto"/>
+        <w:ind w:firstLine="0"/>
+        <w:jc w:val="left"/>
+      </w:pPr>
+      <w:r>
+        <w:rPr>
+          <w:rFonts w:ascii="Courier New" w:hAnsi="Courier New" w:eastAsia="Courier New"/>
+          <w:sz w:val="18"/>
+        </w:rPr>
+        <w:t xml:space="preserve">      DB_PORT: "5432"</w:t>
+      </w:r>
+    </w:p>
+    <w:p>
+      <w:pPr>
+        <w:spacing w:after="0" w:before="0" w:line="240" w:lineRule="auto"/>
+        <w:ind w:firstLine="0"/>
+        <w:jc w:val="left"/>
+      </w:pPr>
+      <w:r>
+        <w:rPr>
+          <w:rFonts w:ascii="Courier New" w:hAnsi="Courier New" w:eastAsia="Courier New"/>
+          <w:sz w:val="18"/>
+        </w:rPr>
+        <w:t xml:space="preserve">      # секреты подставляются из файла .env рядом с этим файлом (см. .env.example)</w:t>
+      </w:r>
+    </w:p>
+    <w:p>
+      <w:pPr>
+        <w:spacing w:after="0" w:before="0" w:line="240" w:lineRule="auto"/>
+        <w:ind w:firstLine="0"/>
+        <w:jc w:val="left"/>
+      </w:pPr>
+      <w:r>
+        <w:rPr>
+          <w:rFonts w:ascii="Courier New" w:hAnsi="Courier New" w:eastAsia="Courier New"/>
+          <w:sz w:val="18"/>
+        </w:rPr>
+        <w:t xml:space="preserve">      DB_PASSWORD: ${DB_PASSWORD}</w:t>
+      </w:r>
+    </w:p>
+    <w:p>
+      <w:pPr>
+        <w:spacing w:after="0" w:before="0" w:line="240" w:lineRule="auto"/>
+        <w:ind w:firstLine="0"/>
+        <w:jc w:val="left"/>
+      </w:pPr>
+      <w:r>
+        <w:rPr>
+          <w:rFonts w:ascii="Courier New" w:hAnsi="Courier New" w:eastAsia="Courier New"/>
+          <w:sz w:val="18"/>
+        </w:rPr>
+        <w:t xml:space="preserve">      SECRET_KEY: ${SECRET_KEY}</w:t>
+      </w:r>
+    </w:p>
+    <w:p>
+      <w:pPr>
+        <w:spacing w:after="0" w:before="0" w:line="240" w:lineRule="auto"/>
+        <w:ind w:firstLine="0"/>
+        <w:jc w:val="left"/>
+      </w:pPr>
+      <w:r>
+        <w:rPr>
+          <w:rFonts w:ascii="Courier New" w:hAnsi="Courier New" w:eastAsia="Courier New"/>
+          <w:sz w:val="18"/>
+        </w:rPr>
+        <w:t xml:space="preserve">    extra_hosts:</w:t>
+      </w:r>
+    </w:p>
+    <w:p>
+      <w:pPr>
+        <w:spacing w:after="0" w:before="0" w:line="240" w:lineRule="auto"/>
+        <w:ind w:firstLine="0"/>
+        <w:jc w:val="left"/>
+      </w:pPr>
+      <w:r>
+        <w:rPr>
+          <w:rFonts w:ascii="Courier New" w:hAnsi="Courier New" w:eastAsia="Courier New"/>
+          <w:sz w:val="18"/>
+        </w:rPr>
+        <w:t xml:space="preserve">      - "host.docker.internal:host-gateway"</w:t>
+      </w:r>
+    </w:p>
+    <w:p>
+      <w:pPr>
+        <w:spacing w:after="0" w:before="0" w:line="240" w:lineRule="auto"/>
+        <w:ind w:firstLine="0"/>
+        <w:jc w:val="left"/>
+      </w:pPr>
+      <w:r>
+        <w:rPr>
+          <w:rFonts w:ascii="Courier New" w:hAnsi="Courier New" w:eastAsia="Courier New"/>
+          <w:sz w:val="18"/>
+        </w:rPr>
+        <w:t xml:space="preserve">    restart: unless-stopped</w:t>
+      </w:r>
+    </w:p>
+    <w:p>
+      <w:r>
+        <w:rPr/>
+      </w:r>
+    </w:p>
+    <w:p>
+      <w:pPr>
+        <w:rPr>
+          <w:lang w:val="en-US"/>
+        </w:rPr>
+      </w:pPr>
+      <w:r>
+        <w:drawing>
+          <wp:inline xmlns:a="http://schemas.openxmlformats.org/drawingml/2006/main" xmlns:pic="http://schemas.openxmlformats.org/drawingml/2006/picture">
+            <wp:extent cx="3248025" cy="1021817"/>
+            <wp:docPr id="1797163843" name="Picture 1797163843"/>
+            <wp:cNvGraphicFramePr>
+              <a:graphicFrameLocks noChangeAspect="1"/>
+            </wp:cNvGraphicFramePr>
+            <a:graphic>
+              <a:graphicData uri="http://schemas.openxmlformats.org/drawingml/2006/picture">
+                <pic:pic>
+                  <pic:nvPicPr>
+                    <pic:cNvPr id="0" name="05g_compose_up.png"/>
+                    <pic:cNvPicPr/>
+                  </pic:nvPicPr>
+                  <pic:blipFill>
+                    <a:blip r:embed="rId36"/>
+                    <a:stretch>
+                      <a:fillRect/>
+                    </a:stretch>
+                  </pic:blipFill>
+                  <pic:spPr>
+                    <a:xfrm>
+                      <a:off x="0" y="0"/>
+                      <a:ext cx="3248025" cy="1021817"/>
+                    </a:xfrm>
+                    <a:prstGeom prst="rect"/>
+                  </pic:spPr>
+                </pic:pic>
+              </a:graphicData>
+            </a:graphic>
+          </wp:inline>
+        </w:drawing>
+      </w:r>
+    </w:p>
+    <w:p>
+      <w:r>
+        <w:rPr/>
+        <w:t>Удалил локальную копию образа и запустил контейнер командой docker compose up -d: образ скачан с Docker Hub, контейнер medtracker_app работает</w:t>
+      </w:r>
+    </w:p>
+    <w:p>
+      <w:pPr>
+        <w:rPr>
+          <w:lang w:val="en-US"/>
+        </w:rPr>
+      </w:pPr>
+      <w:r>
+        <w:drawing>
+          <wp:inline xmlns:a="http://schemas.openxmlformats.org/drawingml/2006/main" xmlns:pic="http://schemas.openxmlformats.org/drawingml/2006/picture">
+            <wp:extent cx="3248025" cy="1021817"/>
+            <wp:docPr id="1797163844" name="Picture 1797163844"/>
+            <wp:cNvGraphicFramePr>
+              <a:graphicFrameLocks noChangeAspect="1"/>
+            </wp:cNvGraphicFramePr>
+            <a:graphic>
+              <a:graphicData uri="http://schemas.openxmlformats.org/drawingml/2006/picture">
+                <pic:pic>
+                  <pic:nvPicPr>
+                    <pic:cNvPr id="0" name="05h_logs.png"/>
+                    <pic:cNvPicPr/>
+                  </pic:nvPicPr>
+                  <pic:blipFill>
+                    <a:blip r:embed="rId37"/>
+                    <a:stretch>
+                      <a:fillRect/>
+                    </a:stretch>
+                  </pic:blipFill>
+                  <pic:spPr>
+                    <a:xfrm>
+                      <a:off x="0" y="0"/>
+                      <a:ext cx="3248025" cy="1021817"/>
+                    </a:xfrm>
+                    <a:prstGeom prst="rect"/>
+                  </pic:spPr>
+                </pic:pic>
+              </a:graphicData>
+            </a:graphic>
+          </wp:inline>
+        </w:drawing>
+      </w:r>
+    </w:p>
+    <w:p>
+      <w:r>
+        <w:rPr/>
+        <w:t>Журнал контейнера: миграции проверены, сервер Django запущен на порту 8000</w:t>
+      </w:r>
+    </w:p>
+    <w:p>
+      <w:pPr>
+        <w:rPr>
+          <w:lang w:val="en-US"/>
+        </w:rPr>
+      </w:pPr>
+      <w:r>
+        <w:drawing>
+          <wp:inline xmlns:a="http://schemas.openxmlformats.org/drawingml/2006/main" xmlns:pic="http://schemas.openxmlformats.org/drawingml/2006/picture">
+            <wp:extent cx="3248025" cy="1982040"/>
+            <wp:docPr id="1797163845" name="Picture 1797163845"/>
+            <wp:cNvGraphicFramePr>
+              <a:graphicFrameLocks noChangeAspect="1"/>
+            </wp:cNvGraphicFramePr>
+            <a:graphic>
+              <a:graphicData uri="http://schemas.openxmlformats.org/drawingml/2006/picture">
+                <pic:pic>
+                  <pic:nvPicPr>
+                    <pic:cNvPr id="0" name="05i_browser_login.png"/>
+                    <pic:cNvPicPr/>
+                  </pic:nvPicPr>
+                  <pic:blipFill>
+                    <a:blip r:embed="rId38"/>
+                    <a:stretch>
+                      <a:fillRect/>
+                    </a:stretch>
+                  </pic:blipFill>
+                  <pic:spPr>
+                    <a:xfrm>
+                      <a:off x="0" y="0"/>
+                      <a:ext cx="3248025" cy="1982040"/>
+                    </a:xfrm>
+                    <a:prstGeom prst="rect"/>
+                  </pic:spPr>
+                </pic:pic>
+              </a:graphicData>
+            </a:graphic>
+          </wp:inline>
+        </w:drawing>
+      </w:r>
+    </w:p>
+    <w:p>
+      <w:r>
+        <w:rPr/>
+        <w:t>Приложение в контейнере: страница входа по адресу http://192.168.1.7:8000</w:t>
+      </w:r>
+    </w:p>
+    <w:p>
+      <w:pPr>
+        <w:rPr>
+          <w:lang w:val="en-US"/>
+        </w:rPr>
+      </w:pPr>
+      <w:r>
+        <w:drawing>
+          <wp:inline xmlns:a="http://schemas.openxmlformats.org/drawingml/2006/main" xmlns:pic="http://schemas.openxmlformats.org/drawingml/2006/picture">
+            <wp:extent cx="3248025" cy="1982040"/>
+            <wp:docPr id="1797163846" name="Picture 1797163846"/>
+            <wp:cNvGraphicFramePr>
+              <a:graphicFrameLocks noChangeAspect="1"/>
+            </wp:cNvGraphicFramePr>
+            <a:graphic>
+              <a:graphicData uri="http://schemas.openxmlformats.org/drawingml/2006/picture">
+                <pic:pic>
+                  <pic:nvPicPr>
+                    <pic:cNvPr id="0" name="05j_browser_list.png"/>
+                    <pic:cNvPicPr/>
+                  </pic:nvPicPr>
+                  <pic:blipFill>
+                    <a:blip r:embed="rId39"/>
+                    <a:stretch>
+                      <a:fillRect/>
+                    </a:stretch>
+                  </pic:blipFill>
+                  <pic:spPr>
+                    <a:xfrm>
+                      <a:off x="0" y="0"/>
+                      <a:ext cx="3248025" cy="1982040"/>
+                    </a:xfrm>
+                    <a:prstGeom prst="rect"/>
+                  </pic:spPr>
+                </pic:pic>
+              </a:graphicData>
+            </a:graphic>
+          </wp:inline>
+        </w:drawing>
+      </w:r>
+    </w:p>
+    <w:p>
+      <w:r>
+        <w:rPr/>
+        <w:t>Список анализов пользователя kirill: данные загружаются из PostgreSQL</w:t>
+      </w:r>
+    </w:p>
+    <w:p>
+      <w:pPr>
+        <w:rPr>
+          <w:lang w:val="en-US"/>
+        </w:rPr>
+      </w:pPr>
+      <w:r>
+        <w:drawing>
+          <wp:inline xmlns:a="http://schemas.openxmlformats.org/drawingml/2006/main" xmlns:pic="http://schemas.openxmlformats.org/drawingml/2006/picture">
+            <wp:extent cx="3248025" cy="1982040"/>
+            <wp:docPr id="1797163847" name="Picture 1797163847"/>
+            <wp:cNvGraphicFramePr>
+              <a:graphicFrameLocks noChangeAspect="1"/>
+            </wp:cNvGraphicFramePr>
+            <a:graphic>
+              <a:graphicData uri="http://schemas.openxmlformats.org/drawingml/2006/picture">
+                <pic:pic>
+                  <pic:nvPicPr>
+                    <pic:cNvPr id="0" name="05k_browser_detail.png"/>
+                    <pic:cNvPicPr/>
+                  </pic:nvPicPr>
+                  <pic:blipFill>
+                    <a:blip r:embed="rId40"/>
+                    <a:stretch>
+                      <a:fillRect/>
+                    </a:stretch>
+                  </pic:blipFill>
+                  <pic:spPr>
+                    <a:xfrm>
+                      <a:off x="0" y="0"/>
+                      <a:ext cx="3248025" cy="1982040"/>
+                    </a:xfrm>
+                    <a:prstGeom prst="rect"/>
+                  </pic:spPr>
+                </pic:pic>
+              </a:graphicData>
+            </a:graphic>
+          </wp:inline>
+        </w:drawing>
+      </w:r>
+    </w:p>
+    <w:p>
+      <w:r>
+        <w:rPr/>
+        <w:t>Страница анализа «Глюкоза»</w:t>
+      </w:r>
+    </w:p>
+    <w:p>
+      <w:pPr>
+        <w:rPr>
+          <w:lang w:val="en-US"/>
+        </w:rPr>
+      </w:pPr>
+      <w:r>
+        <w:drawing>
+          <wp:inline xmlns:a="http://schemas.openxmlformats.org/drawingml/2006/main" xmlns:pic="http://schemas.openxmlformats.org/drawingml/2006/picture">
+            <wp:extent cx="3248025" cy="2650247"/>
+            <wp:docPr id="1797163848" name="Picture 1797163848"/>
+            <wp:cNvGraphicFramePr>
+              <a:graphicFrameLocks noChangeAspect="1"/>
+            </wp:cNvGraphicFramePr>
+            <a:graphic>
+              <a:graphicData uri="http://schemas.openxmlformats.org/drawingml/2006/picture">
+                <pic:pic>
+                  <pic:nvPicPr>
+                    <pic:cNvPr id="0" name="05n_stop_prune.png"/>
+                    <pic:cNvPicPr/>
+                  </pic:nvPicPr>
+                  <pic:blipFill>
+                    <a:blip r:embed="rId41"/>
+                    <a:stretch>
+                      <a:fillRect/>
+                    </a:stretch>
+                  </pic:blipFill>
+                  <pic:spPr>
+                    <a:xfrm>
+                      <a:off x="0" y="0"/>
+                      <a:ext cx="3248025" cy="2650247"/>
+                    </a:xfrm>
+                    <a:prstGeom prst="rect"/>
+                  </pic:spPr>
+                </pic:pic>
+              </a:graphicData>
+            </a:graphic>
+          </wp:inline>
+        </w:drawing>
+      </w:r>
+    </w:p>
+    <w:p>
+      <w:r>
+        <w:rPr/>
+        <w:t>Остановил контейнер и удалил неработающие контейнеры и образы командой docker system prune --all</w:t>
+      </w:r>
+    </w:p>
+    <w:p>
+      <w:r>
+        <w:rPr>
+          <w:b/>
+        </w:rPr>
+        <w:t>Код файла views.py Django-приложения:</w:t>
+      </w:r>
+    </w:p>
+    <w:p>
+      <w:pPr>
+        <w:spacing w:after="0" w:before="0" w:line="240" w:lineRule="auto"/>
+        <w:ind w:firstLine="0"/>
+        <w:jc w:val="left"/>
+      </w:pPr>
+      <w:r>
+        <w:rPr>
+          <w:rFonts w:ascii="Courier New" w:hAnsi="Courier New" w:eastAsia="Courier New"/>
+          <w:sz w:val="18"/>
+        </w:rPr>
+        <w:t>from django.contrib import messages</w:t>
+      </w:r>
+    </w:p>
+    <w:p>
+      <w:pPr>
+        <w:spacing w:after="0" w:before="0" w:line="240" w:lineRule="auto"/>
+        <w:ind w:firstLine="0"/>
+        <w:jc w:val="left"/>
+      </w:pPr>
+      <w:r>
+        <w:rPr>
+          <w:rFonts w:ascii="Courier New" w:hAnsi="Courier New" w:eastAsia="Courier New"/>
+          <w:sz w:val="18"/>
+        </w:rPr>
+        <w:t>from django.contrib.auth import login</w:t>
+      </w:r>
+    </w:p>
+    <w:p>
+      <w:pPr>
+        <w:spacing w:after="0" w:before="0" w:line="240" w:lineRule="auto"/>
+        <w:ind w:firstLine="0"/>
+        <w:jc w:val="left"/>
+      </w:pPr>
+      <w:r>
+        <w:rPr>
+          <w:rFonts w:ascii="Courier New" w:hAnsi="Courier New" w:eastAsia="Courier New"/>
+          <w:sz w:val="18"/>
+        </w:rPr>
+        <w:t>from django.contrib.auth.mixins import LoginRequiredMixin</w:t>
+      </w:r>
+    </w:p>
+    <w:p>
+      <w:pPr>
+        <w:spacing w:after="0" w:before="0" w:line="240" w:lineRule="auto"/>
+        <w:ind w:firstLine="0"/>
+        <w:jc w:val="left"/>
+      </w:pPr>
+      <w:r>
+        <w:rPr>
+          <w:rFonts w:ascii="Courier New" w:hAnsi="Courier New" w:eastAsia="Courier New"/>
+          <w:sz w:val="18"/>
+        </w:rPr>
+        <w:t>from django.contrib.messages.views import SuccessMessageMixin</w:t>
+      </w:r>
+    </w:p>
+    <w:p>
+      <w:pPr>
+        <w:spacing w:after="0" w:before="0" w:line="240" w:lineRule="auto"/>
+        <w:ind w:firstLine="0"/>
+        <w:jc w:val="left"/>
+      </w:pPr>
+      <w:r>
+        <w:rPr>
+          <w:rFonts w:ascii="Courier New" w:hAnsi="Courier New" w:eastAsia="Courier New"/>
+          <w:sz w:val="18"/>
+        </w:rPr>
+        <w:t>from django.core.paginator import Paginator</w:t>
+      </w:r>
+    </w:p>
+    <w:p>
+      <w:pPr>
+        <w:spacing w:after="0" w:before="0" w:line="240" w:lineRule="auto"/>
+        <w:ind w:firstLine="0"/>
+        <w:jc w:val="left"/>
+      </w:pPr>
+      <w:r>
+        <w:rPr>
+          <w:rFonts w:ascii="Courier New" w:hAnsi="Courier New" w:eastAsia="Courier New"/>
+          <w:sz w:val="18"/>
+        </w:rPr>
+        <w:t>from django.db.models import Count</w:t>
+      </w:r>
+    </w:p>
+    <w:p>
+      <w:pPr>
+        <w:spacing w:after="0" w:before="0" w:line="240" w:lineRule="auto"/>
+        <w:ind w:firstLine="0"/>
+        <w:jc w:val="left"/>
+      </w:pPr>
+      <w:r>
+        <w:rPr>
+          <w:rFonts w:ascii="Courier New" w:hAnsi="Courier New" w:eastAsia="Courier New"/>
+          <w:sz w:val="18"/>
+        </w:rPr>
+        <w:t>from django.shortcuts import get_object_or_404, redirect</w:t>
+      </w:r>
+    </w:p>
+    <w:p>
+      <w:pPr>
+        <w:spacing w:after="0" w:before="0" w:line="240" w:lineRule="auto"/>
+        <w:ind w:firstLine="0"/>
+        <w:jc w:val="left"/>
+      </w:pPr>
+      <w:r>
+        <w:rPr>
+          <w:rFonts w:ascii="Courier New" w:hAnsi="Courier New" w:eastAsia="Courier New"/>
+          <w:sz w:val="18"/>
+        </w:rPr>
+        <w:t>from django.urls import reverse, reverse_lazy</w:t>
+      </w:r>
+    </w:p>
+    <w:p>
+      <w:pPr>
+        <w:spacing w:after="0" w:before="0" w:line="240" w:lineRule="auto"/>
+        <w:ind w:firstLine="0"/>
+        <w:jc w:val="left"/>
+      </w:pPr>
+      <w:r>
+        <w:rPr>
+          <w:rFonts w:ascii="Courier New" w:hAnsi="Courier New" w:eastAsia="Courier New"/>
+          <w:sz w:val="18"/>
+        </w:rPr>
+        <w:t>from django.views.generic import CreateView, DeleteView, DetailView, FormView, ListView, UpdateView</w:t>
+      </w:r>
+    </w:p>
+    <w:p>
+      <w:pPr>
+        <w:spacing w:after="0" w:before="0" w:line="240" w:lineRule="auto"/>
+        <w:ind w:firstLine="0"/>
+        <w:jc w:val="left"/>
+      </w:pPr>
+      <w:r>
+        <w:rPr>
+          <w:rFonts w:ascii="Courier New" w:hAnsi="Courier New" w:eastAsia="Courier New"/>
+          <w:sz w:val="18"/>
+        </w:rPr>
+        <w:t xml:space="preserve"> </w:t>
+      </w:r>
+    </w:p>
+    <w:p>
+      <w:pPr>
+        <w:spacing w:after="0" w:before="0" w:line="240" w:lineRule="auto"/>
+        <w:ind w:firstLine="0"/>
+        <w:jc w:val="left"/>
+      </w:pPr>
+      <w:r>
+        <w:rPr>
+          <w:rFonts w:ascii="Courier New" w:hAnsi="Courier New" w:eastAsia="Courier New"/>
+          <w:sz w:val="18"/>
+        </w:rPr>
+        <w:t>from .forms import AnalysisForm, AnalysisValueForm, SignUpForm</w:t>
+      </w:r>
+    </w:p>
+    <w:p>
+      <w:pPr>
+        <w:spacing w:after="0" w:before="0" w:line="240" w:lineRule="auto"/>
+        <w:ind w:firstLine="0"/>
+        <w:jc w:val="left"/>
+      </w:pPr>
+      <w:r>
+        <w:rPr>
+          <w:rFonts w:ascii="Courier New" w:hAnsi="Courier New" w:eastAsia="Courier New"/>
+          <w:sz w:val="18"/>
+        </w:rPr>
+        <w:t>from .models import Analysis, AnalysisValue</w:t>
+      </w:r>
+    </w:p>
+    <w:p>
+      <w:pPr>
+        <w:spacing w:after="0" w:before="0" w:line="240" w:lineRule="auto"/>
+        <w:ind w:firstLine="0"/>
+        <w:jc w:val="left"/>
+      </w:pPr>
+      <w:r>
+        <w:rPr>
+          <w:rFonts w:ascii="Courier New" w:hAnsi="Courier New" w:eastAsia="Courier New"/>
+          <w:sz w:val="18"/>
+        </w:rPr>
+        <w:t xml:space="preserve"> </w:t>
+      </w:r>
+    </w:p>
+    <w:p>
+      <w:pPr>
+        <w:spacing w:after="0" w:before="0" w:line="240" w:lineRule="auto"/>
+        <w:ind w:firstLine="0"/>
+        <w:jc w:val="left"/>
+      </w:pPr>
+      <w:r>
+        <w:rPr>
+          <w:rFonts w:ascii="Courier New" w:hAnsi="Courier New" w:eastAsia="Courier New"/>
+          <w:sz w:val="18"/>
+        </w:rPr>
+        <w:t xml:space="preserve"> </w:t>
+      </w:r>
+    </w:p>
+    <w:p>
+      <w:pPr>
+        <w:spacing w:after="0" w:before="0" w:line="240" w:lineRule="auto"/>
+        <w:ind w:firstLine="0"/>
+        <w:jc w:val="left"/>
+      </w:pPr>
+      <w:r>
+        <w:rPr>
+          <w:rFonts w:ascii="Courier New" w:hAnsi="Courier New" w:eastAsia="Courier New"/>
+          <w:sz w:val="18"/>
+        </w:rPr>
+        <w:t>class SignUpView(FormView):</w:t>
+      </w:r>
+    </w:p>
+    <w:p>
+      <w:pPr>
+        <w:spacing w:after="0" w:before="0" w:line="240" w:lineRule="auto"/>
+        <w:ind w:firstLine="0"/>
+        <w:jc w:val="left"/>
+      </w:pPr>
+      <w:r>
+        <w:rPr>
+          <w:rFonts w:ascii="Courier New" w:hAnsi="Courier New" w:eastAsia="Courier New"/>
+          <w:sz w:val="18"/>
+        </w:rPr>
+        <w:t xml:space="preserve">    template_name = "registration/signup.html"</w:t>
+      </w:r>
+    </w:p>
+    <w:p>
+      <w:pPr>
+        <w:spacing w:after="0" w:before="0" w:line="240" w:lineRule="auto"/>
+        <w:ind w:firstLine="0"/>
+        <w:jc w:val="left"/>
+      </w:pPr>
+      <w:r>
+        <w:rPr>
+          <w:rFonts w:ascii="Courier New" w:hAnsi="Courier New" w:eastAsia="Courier New"/>
+          <w:sz w:val="18"/>
+        </w:rPr>
+        <w:t xml:space="preserve">    form_class = SignUpForm</w:t>
+      </w:r>
+    </w:p>
+    <w:p>
+      <w:pPr>
+        <w:spacing w:after="0" w:before="0" w:line="240" w:lineRule="auto"/>
+        <w:ind w:firstLine="0"/>
+        <w:jc w:val="left"/>
+      </w:pPr>
+      <w:r>
+        <w:rPr>
+          <w:rFonts w:ascii="Courier New" w:hAnsi="Courier New" w:eastAsia="Courier New"/>
+          <w:sz w:val="18"/>
+        </w:rPr>
+        <w:t xml:space="preserve">    success_url = reverse_lazy("analysis_list")</w:t>
+      </w:r>
+    </w:p>
+    <w:p>
+      <w:pPr>
+        <w:spacing w:after="0" w:before="0" w:line="240" w:lineRule="auto"/>
+        <w:ind w:firstLine="0"/>
+        <w:jc w:val="left"/>
+      </w:pPr>
+      <w:r>
+        <w:rPr>
+          <w:rFonts w:ascii="Courier New" w:hAnsi="Courier New" w:eastAsia="Courier New"/>
+          <w:sz w:val="18"/>
+        </w:rPr>
+        <w:t xml:space="preserve"> </w:t>
+      </w:r>
+    </w:p>
+    <w:p>
+      <w:pPr>
+        <w:spacing w:after="0" w:before="0" w:line="240" w:lineRule="auto"/>
+        <w:ind w:firstLine="0"/>
+        <w:jc w:val="left"/>
+      </w:pPr>
+      <w:r>
+        <w:rPr>
+          <w:rFonts w:ascii="Courier New" w:hAnsi="Courier New" w:eastAsia="Courier New"/>
+          <w:sz w:val="18"/>
+        </w:rPr>
+        <w:t xml:space="preserve">    def dispatch(self, request, *args, **kwargs):</w:t>
+      </w:r>
+    </w:p>
+    <w:p>
+      <w:pPr>
+        <w:spacing w:after="0" w:before="0" w:line="240" w:lineRule="auto"/>
+        <w:ind w:firstLine="0"/>
+        <w:jc w:val="left"/>
+      </w:pPr>
+      <w:r>
+        <w:rPr>
+          <w:rFonts w:ascii="Courier New" w:hAnsi="Courier New" w:eastAsia="Courier New"/>
+          <w:sz w:val="18"/>
+        </w:rPr>
+        <w:t xml:space="preserve">        if request.user.is_authenticated:</w:t>
+      </w:r>
+    </w:p>
+    <w:p>
+      <w:pPr>
+        <w:spacing w:after="0" w:before="0" w:line="240" w:lineRule="auto"/>
+        <w:ind w:firstLine="0"/>
+        <w:jc w:val="left"/>
+      </w:pPr>
+      <w:r>
+        <w:rPr>
+          <w:rFonts w:ascii="Courier New" w:hAnsi="Courier New" w:eastAsia="Courier New"/>
+          <w:sz w:val="18"/>
+        </w:rPr>
+        <w:t xml:space="preserve">            return redirect("analysis_list")</w:t>
+      </w:r>
+    </w:p>
+    <w:p>
+      <w:pPr>
+        <w:spacing w:after="0" w:before="0" w:line="240" w:lineRule="auto"/>
+        <w:ind w:firstLine="0"/>
+        <w:jc w:val="left"/>
+      </w:pPr>
+      <w:r>
+        <w:rPr>
+          <w:rFonts w:ascii="Courier New" w:hAnsi="Courier New" w:eastAsia="Courier New"/>
+          <w:sz w:val="18"/>
+        </w:rPr>
+        <w:t xml:space="preserve">        return super().dispatch(request, *args, **kwargs)</w:t>
+      </w:r>
+    </w:p>
+    <w:p>
+      <w:pPr>
+        <w:spacing w:after="0" w:before="0" w:line="240" w:lineRule="auto"/>
+        <w:ind w:firstLine="0"/>
+        <w:jc w:val="left"/>
+      </w:pPr>
+      <w:r>
+        <w:rPr>
+          <w:rFonts w:ascii="Courier New" w:hAnsi="Courier New" w:eastAsia="Courier New"/>
+          <w:sz w:val="18"/>
+        </w:rPr>
+        <w:t xml:space="preserve"> </w:t>
+      </w:r>
+    </w:p>
+    <w:p>
+      <w:pPr>
+        <w:spacing w:after="0" w:before="0" w:line="240" w:lineRule="auto"/>
+        <w:ind w:firstLine="0"/>
+        <w:jc w:val="left"/>
+      </w:pPr>
+      <w:r>
+        <w:rPr>
+          <w:rFonts w:ascii="Courier New" w:hAnsi="Courier New" w:eastAsia="Courier New"/>
+          <w:sz w:val="18"/>
+        </w:rPr>
+        <w:t xml:space="preserve">    def form_valid(self, form):</w:t>
+      </w:r>
+    </w:p>
+    <w:p>
+      <w:pPr>
+        <w:spacing w:after="0" w:before="0" w:line="240" w:lineRule="auto"/>
+        <w:ind w:firstLine="0"/>
+        <w:jc w:val="left"/>
+      </w:pPr>
+      <w:r>
+        <w:rPr>
+          <w:rFonts w:ascii="Courier New" w:hAnsi="Courier New" w:eastAsia="Courier New"/>
+          <w:sz w:val="18"/>
+        </w:rPr>
+        <w:t xml:space="preserve">        user = form.save()</w:t>
+      </w:r>
+    </w:p>
+    <w:p>
+      <w:pPr>
+        <w:spacing w:after="0" w:before="0" w:line="240" w:lineRule="auto"/>
+        <w:ind w:firstLine="0"/>
+        <w:jc w:val="left"/>
+      </w:pPr>
+      <w:r>
+        <w:rPr>
+          <w:rFonts w:ascii="Courier New" w:hAnsi="Courier New" w:eastAsia="Courier New"/>
+          <w:sz w:val="18"/>
+        </w:rPr>
+        <w:t xml:space="preserve">        login(self.request, user)</w:t>
+      </w:r>
+    </w:p>
+    <w:p>
+      <w:pPr>
+        <w:spacing w:after="0" w:before="0" w:line="240" w:lineRule="auto"/>
+        <w:ind w:firstLine="0"/>
+        <w:jc w:val="left"/>
+      </w:pPr>
+      <w:r>
+        <w:rPr>
+          <w:rFonts w:ascii="Courier New" w:hAnsi="Courier New" w:eastAsia="Courier New"/>
+          <w:sz w:val="18"/>
+        </w:rPr>
+        <w:t xml:space="preserve">        messages.success(self.request, "Регистрация выполнена.")</w:t>
+      </w:r>
+    </w:p>
+    <w:p>
+      <w:pPr>
+        <w:spacing w:after="0" w:before="0" w:line="240" w:lineRule="auto"/>
+        <w:ind w:firstLine="0"/>
+        <w:jc w:val="left"/>
+      </w:pPr>
+      <w:r>
+        <w:rPr>
+          <w:rFonts w:ascii="Courier New" w:hAnsi="Courier New" w:eastAsia="Courier New"/>
+          <w:sz w:val="18"/>
+        </w:rPr>
+        <w:t xml:space="preserve">        return super().form_valid(form)</w:t>
+      </w:r>
+    </w:p>
+    <w:p>
+      <w:pPr>
+        <w:spacing w:after="0" w:before="0" w:line="240" w:lineRule="auto"/>
+        <w:ind w:firstLine="0"/>
+        <w:jc w:val="left"/>
+      </w:pPr>
+      <w:r>
+        <w:rPr>
+          <w:rFonts w:ascii="Courier New" w:hAnsi="Courier New" w:eastAsia="Courier New"/>
+          <w:sz w:val="18"/>
+        </w:rPr>
+        <w:t xml:space="preserve"> </w:t>
+      </w:r>
+    </w:p>
+    <w:p>
+      <w:pPr>
+        <w:spacing w:after="0" w:before="0" w:line="240" w:lineRule="auto"/>
+        <w:ind w:firstLine="0"/>
+        <w:jc w:val="left"/>
+      </w:pPr>
+      <w:r>
+        <w:rPr>
+          <w:rFonts w:ascii="Courier New" w:hAnsi="Courier New" w:eastAsia="Courier New"/>
+          <w:sz w:val="18"/>
+        </w:rPr>
+        <w:t xml:space="preserve"> </w:t>
+      </w:r>
+    </w:p>
+    <w:p>
+      <w:pPr>
+        <w:spacing w:after="0" w:before="0" w:line="240" w:lineRule="auto"/>
+        <w:ind w:firstLine="0"/>
+        <w:jc w:val="left"/>
+      </w:pPr>
+      <w:r>
+        <w:rPr>
+          <w:rFonts w:ascii="Courier New" w:hAnsi="Courier New" w:eastAsia="Courier New"/>
+          <w:sz w:val="18"/>
+        </w:rPr>
+        <w:t># ---------- Анализы ----------</w:t>
+      </w:r>
+    </w:p>
+    <w:p>
+      <w:pPr>
+        <w:spacing w:after="0" w:before="0" w:line="240" w:lineRule="auto"/>
+        <w:ind w:firstLine="0"/>
+        <w:jc w:val="left"/>
+      </w:pPr>
+      <w:r>
+        <w:rPr>
+          <w:rFonts w:ascii="Courier New" w:hAnsi="Courier New" w:eastAsia="Courier New"/>
+          <w:sz w:val="18"/>
+        </w:rPr>
+        <w:t xml:space="preserve"> </w:t>
+      </w:r>
+    </w:p>
+    <w:p>
+      <w:pPr>
+        <w:spacing w:after="0" w:before="0" w:line="240" w:lineRule="auto"/>
+        <w:ind w:firstLine="0"/>
+        <w:jc w:val="left"/>
+      </w:pPr>
+      <w:r>
+        <w:rPr>
+          <w:rFonts w:ascii="Courier New" w:hAnsi="Courier New" w:eastAsia="Courier New"/>
+          <w:sz w:val="18"/>
+        </w:rPr>
+        <w:t xml:space="preserve"> </w:t>
+      </w:r>
+    </w:p>
+    <w:p>
+      <w:pPr>
+        <w:spacing w:after="0" w:before="0" w:line="240" w:lineRule="auto"/>
+        <w:ind w:firstLine="0"/>
+        <w:jc w:val="left"/>
+      </w:pPr>
+      <w:r>
+        <w:rPr>
+          <w:rFonts w:ascii="Courier New" w:hAnsi="Courier New" w:eastAsia="Courier New"/>
+          <w:sz w:val="18"/>
+        </w:rPr>
+        <w:t>class OwnAnalysisMixin(LoginRequiredMixin):</w:t>
+      </w:r>
+    </w:p>
+    <w:p>
+      <w:pPr>
+        <w:spacing w:after="0" w:before="0" w:line="240" w:lineRule="auto"/>
+        <w:ind w:firstLine="0"/>
+        <w:jc w:val="left"/>
+      </w:pPr>
+      <w:r>
+        <w:rPr>
+          <w:rFonts w:ascii="Courier New" w:hAnsi="Courier New" w:eastAsia="Courier New"/>
+          <w:sz w:val="18"/>
+        </w:rPr>
+        <w:t xml:space="preserve">    """Ограничивает выборку анализами текущего пользователя (чужие → 404)."""</w:t>
+      </w:r>
+    </w:p>
+    <w:p>
+      <w:pPr>
+        <w:spacing w:after="0" w:before="0" w:line="240" w:lineRule="auto"/>
+        <w:ind w:firstLine="0"/>
+        <w:jc w:val="left"/>
+      </w:pPr>
+      <w:r>
+        <w:rPr>
+          <w:rFonts w:ascii="Courier New" w:hAnsi="Courier New" w:eastAsia="Courier New"/>
+          <w:sz w:val="18"/>
+        </w:rPr>
+        <w:t xml:space="preserve"> </w:t>
+      </w:r>
+    </w:p>
+    <w:p>
+      <w:pPr>
+        <w:spacing w:after="0" w:before="0" w:line="240" w:lineRule="auto"/>
+        <w:ind w:firstLine="0"/>
+        <w:jc w:val="left"/>
+      </w:pPr>
+      <w:r>
+        <w:rPr>
+          <w:rFonts w:ascii="Courier New" w:hAnsi="Courier New" w:eastAsia="Courier New"/>
+          <w:sz w:val="18"/>
+        </w:rPr>
+        <w:t xml:space="preserve">    def get_queryset(self):</w:t>
+      </w:r>
+    </w:p>
+    <w:p>
+      <w:pPr>
+        <w:spacing w:after="0" w:before="0" w:line="240" w:lineRule="auto"/>
+        <w:ind w:firstLine="0"/>
+        <w:jc w:val="left"/>
+      </w:pPr>
+      <w:r>
+        <w:rPr>
+          <w:rFonts w:ascii="Courier New" w:hAnsi="Courier New" w:eastAsia="Courier New"/>
+          <w:sz w:val="18"/>
+        </w:rPr>
+        <w:t xml:space="preserve">        return Analysis.objects.filter(user=self.request.user).select_related("unit")</w:t>
+      </w:r>
+    </w:p>
+    <w:p>
+      <w:pPr>
+        <w:spacing w:after="0" w:before="0" w:line="240" w:lineRule="auto"/>
+        <w:ind w:firstLine="0"/>
+        <w:jc w:val="left"/>
+      </w:pPr>
+      <w:r>
+        <w:rPr>
+          <w:rFonts w:ascii="Courier New" w:hAnsi="Courier New" w:eastAsia="Courier New"/>
+          <w:sz w:val="18"/>
+        </w:rPr>
+        <w:t xml:space="preserve"> </w:t>
+      </w:r>
+    </w:p>
+    <w:p>
+      <w:pPr>
+        <w:spacing w:after="0" w:before="0" w:line="240" w:lineRule="auto"/>
+        <w:ind w:firstLine="0"/>
+        <w:jc w:val="left"/>
+      </w:pPr>
+      <w:r>
+        <w:rPr>
+          <w:rFonts w:ascii="Courier New" w:hAnsi="Courier New" w:eastAsia="Courier New"/>
+          <w:sz w:val="18"/>
+        </w:rPr>
+        <w:t xml:space="preserve"> </w:t>
+      </w:r>
+    </w:p>
+    <w:p>
+      <w:pPr>
+        <w:spacing w:after="0" w:before="0" w:line="240" w:lineRule="auto"/>
+        <w:ind w:firstLine="0"/>
+        <w:jc w:val="left"/>
+      </w:pPr>
+      <w:r>
+        <w:rPr>
+          <w:rFonts w:ascii="Courier New" w:hAnsi="Courier New" w:eastAsia="Courier New"/>
+          <w:sz w:val="18"/>
+        </w:rPr>
+        <w:t>class AnalysisFormMixin:</w:t>
+      </w:r>
+    </w:p>
+    <w:p>
+      <w:pPr>
+        <w:spacing w:after="0" w:before="0" w:line="240" w:lineRule="auto"/>
+        <w:ind w:firstLine="0"/>
+        <w:jc w:val="left"/>
+      </w:pPr>
+      <w:r>
+        <w:rPr>
+          <w:rFonts w:ascii="Courier New" w:hAnsi="Courier New" w:eastAsia="Courier New"/>
+          <w:sz w:val="18"/>
+        </w:rPr>
+        <w:t xml:space="preserve">    form_class = AnalysisForm</w:t>
+      </w:r>
+    </w:p>
+    <w:p>
+      <w:pPr>
+        <w:spacing w:after="0" w:before="0" w:line="240" w:lineRule="auto"/>
+        <w:ind w:firstLine="0"/>
+        <w:jc w:val="left"/>
+      </w:pPr>
+      <w:r>
+        <w:rPr>
+          <w:rFonts w:ascii="Courier New" w:hAnsi="Courier New" w:eastAsia="Courier New"/>
+          <w:sz w:val="18"/>
+        </w:rPr>
+        <w:t xml:space="preserve">    template_name = "analyses/analysis_form.html"</w:t>
+      </w:r>
+    </w:p>
+    <w:p>
+      <w:pPr>
+        <w:spacing w:after="0" w:before="0" w:line="240" w:lineRule="auto"/>
+        <w:ind w:firstLine="0"/>
+        <w:jc w:val="left"/>
+      </w:pPr>
+      <w:r>
+        <w:rPr>
+          <w:rFonts w:ascii="Courier New" w:hAnsi="Courier New" w:eastAsia="Courier New"/>
+          <w:sz w:val="18"/>
+        </w:rPr>
+        <w:t xml:space="preserve"> </w:t>
+      </w:r>
+    </w:p>
+    <w:p>
+      <w:pPr>
+        <w:spacing w:after="0" w:before="0" w:line="240" w:lineRule="auto"/>
+        <w:ind w:firstLine="0"/>
+        <w:jc w:val="left"/>
+      </w:pPr>
+      <w:r>
+        <w:rPr>
+          <w:rFonts w:ascii="Courier New" w:hAnsi="Courier New" w:eastAsia="Courier New"/>
+          <w:sz w:val="18"/>
+        </w:rPr>
+        <w:t xml:space="preserve">    def get_form_kwargs(self):</w:t>
+      </w:r>
+    </w:p>
+    <w:p>
+      <w:pPr>
+        <w:spacing w:after="0" w:before="0" w:line="240" w:lineRule="auto"/>
+        <w:ind w:firstLine="0"/>
+        <w:jc w:val="left"/>
+      </w:pPr>
+      <w:r>
+        <w:rPr>
+          <w:rFonts w:ascii="Courier New" w:hAnsi="Courier New" w:eastAsia="Courier New"/>
+          <w:sz w:val="18"/>
+        </w:rPr>
+        <w:t xml:space="preserve">        kwargs = super().get_form_kwargs()</w:t>
+      </w:r>
+    </w:p>
+    <w:p>
+      <w:pPr>
+        <w:spacing w:after="0" w:before="0" w:line="240" w:lineRule="auto"/>
+        <w:ind w:firstLine="0"/>
+        <w:jc w:val="left"/>
+      </w:pPr>
+      <w:r>
+        <w:rPr>
+          <w:rFonts w:ascii="Courier New" w:hAnsi="Courier New" w:eastAsia="Courier New"/>
+          <w:sz w:val="18"/>
+        </w:rPr>
+        <w:t xml:space="preserve">        kwargs["user"] = self.request.user</w:t>
+      </w:r>
+    </w:p>
+    <w:p>
+      <w:pPr>
+        <w:spacing w:after="0" w:before="0" w:line="240" w:lineRule="auto"/>
+        <w:ind w:firstLine="0"/>
+        <w:jc w:val="left"/>
+      </w:pPr>
+      <w:r>
+        <w:rPr>
+          <w:rFonts w:ascii="Courier New" w:hAnsi="Courier New" w:eastAsia="Courier New"/>
+          <w:sz w:val="18"/>
+        </w:rPr>
+        <w:t xml:space="preserve">        return kwargs</w:t>
+      </w:r>
+    </w:p>
+    <w:p>
+      <w:pPr>
+        <w:spacing w:after="0" w:before="0" w:line="240" w:lineRule="auto"/>
+        <w:ind w:firstLine="0"/>
+        <w:jc w:val="left"/>
+      </w:pPr>
+      <w:r>
+        <w:rPr>
+          <w:rFonts w:ascii="Courier New" w:hAnsi="Courier New" w:eastAsia="Courier New"/>
+          <w:sz w:val="18"/>
+        </w:rPr>
+        <w:t xml:space="preserve"> </w:t>
+      </w:r>
+    </w:p>
+    <w:p>
+      <w:pPr>
+        <w:spacing w:after="0" w:before="0" w:line="240" w:lineRule="auto"/>
+        <w:ind w:firstLine="0"/>
+        <w:jc w:val="left"/>
+      </w:pPr>
+      <w:r>
+        <w:rPr>
+          <w:rFonts w:ascii="Courier New" w:hAnsi="Courier New" w:eastAsia="Courier New"/>
+          <w:sz w:val="18"/>
+        </w:rPr>
+        <w:t xml:space="preserve">    def get_success_url(self):</w:t>
+      </w:r>
+    </w:p>
+    <w:p>
+      <w:pPr>
+        <w:spacing w:after="0" w:before="0" w:line="240" w:lineRule="auto"/>
+        <w:ind w:firstLine="0"/>
+        <w:jc w:val="left"/>
+      </w:pPr>
+      <w:r>
+        <w:rPr>
+          <w:rFonts w:ascii="Courier New" w:hAnsi="Courier New" w:eastAsia="Courier New"/>
+          <w:sz w:val="18"/>
+        </w:rPr>
+        <w:t xml:space="preserve">        return reverse("analysis_detail", args=[self.object.pk])</w:t>
+      </w:r>
+    </w:p>
+    <w:p>
+      <w:pPr>
+        <w:spacing w:after="0" w:before="0" w:line="240" w:lineRule="auto"/>
+        <w:ind w:firstLine="0"/>
+        <w:jc w:val="left"/>
+      </w:pPr>
+      <w:r>
+        <w:rPr>
+          <w:rFonts w:ascii="Courier New" w:hAnsi="Courier New" w:eastAsia="Courier New"/>
+          <w:sz w:val="18"/>
+        </w:rPr>
+        <w:t xml:space="preserve"> </w:t>
+      </w:r>
+    </w:p>
+    <w:p>
+      <w:pPr>
+        <w:spacing w:after="0" w:before="0" w:line="240" w:lineRule="auto"/>
+        <w:ind w:firstLine="0"/>
+        <w:jc w:val="left"/>
+      </w:pPr>
+      <w:r>
+        <w:rPr>
+          <w:rFonts w:ascii="Courier New" w:hAnsi="Courier New" w:eastAsia="Courier New"/>
+          <w:sz w:val="18"/>
+        </w:rPr>
+        <w:t xml:space="preserve"> </w:t>
+      </w:r>
+    </w:p>
+    <w:p>
+      <w:pPr>
+        <w:spacing w:after="0" w:before="0" w:line="240" w:lineRule="auto"/>
+        <w:ind w:firstLine="0"/>
+        <w:jc w:val="left"/>
+      </w:pPr>
+      <w:r>
+        <w:rPr>
+          <w:rFonts w:ascii="Courier New" w:hAnsi="Courier New" w:eastAsia="Courier New"/>
+          <w:sz w:val="18"/>
+        </w:rPr>
+        <w:t>class AnalysisListView(OwnAnalysisMixin, ListView):</w:t>
+      </w:r>
+    </w:p>
+    <w:p>
+      <w:pPr>
+        <w:spacing w:after="0" w:before="0" w:line="240" w:lineRule="auto"/>
+        <w:ind w:firstLine="0"/>
+        <w:jc w:val="left"/>
+      </w:pPr>
+      <w:r>
+        <w:rPr>
+          <w:rFonts w:ascii="Courier New" w:hAnsi="Courier New" w:eastAsia="Courier New"/>
+          <w:sz w:val="18"/>
+        </w:rPr>
+        <w:t xml:space="preserve">    template_name = "analyses/analysis_list.html"</w:t>
+      </w:r>
+    </w:p>
+    <w:p>
+      <w:pPr>
+        <w:spacing w:after="0" w:before="0" w:line="240" w:lineRule="auto"/>
+        <w:ind w:firstLine="0"/>
+        <w:jc w:val="left"/>
+      </w:pPr>
+      <w:r>
+        <w:rPr>
+          <w:rFonts w:ascii="Courier New" w:hAnsi="Courier New" w:eastAsia="Courier New"/>
+          <w:sz w:val="18"/>
+        </w:rPr>
+        <w:t xml:space="preserve">    context_object_name = "analyses"</w:t>
+      </w:r>
+    </w:p>
+    <w:p>
+      <w:pPr>
+        <w:spacing w:after="0" w:before="0" w:line="240" w:lineRule="auto"/>
+        <w:ind w:firstLine="0"/>
+        <w:jc w:val="left"/>
+      </w:pPr>
+      <w:r>
+        <w:rPr>
+          <w:rFonts w:ascii="Courier New" w:hAnsi="Courier New" w:eastAsia="Courier New"/>
+          <w:sz w:val="18"/>
+        </w:rPr>
+        <w:t xml:space="preserve"> </w:t>
+      </w:r>
+    </w:p>
+    <w:p>
+      <w:pPr>
+        <w:spacing w:after="0" w:before="0" w:line="240" w:lineRule="auto"/>
+        <w:ind w:firstLine="0"/>
+        <w:jc w:val="left"/>
+      </w:pPr>
+      <w:r>
+        <w:rPr>
+          <w:rFonts w:ascii="Courier New" w:hAnsi="Courier New" w:eastAsia="Courier New"/>
+          <w:sz w:val="18"/>
+        </w:rPr>
+        <w:t xml:space="preserve">    def get_queryset(self):</w:t>
+      </w:r>
+    </w:p>
+    <w:p>
+      <w:pPr>
+        <w:spacing w:after="0" w:before="0" w:line="240" w:lineRule="auto"/>
+        <w:ind w:firstLine="0"/>
+        <w:jc w:val="left"/>
+      </w:pPr>
+      <w:r>
+        <w:rPr>
+          <w:rFonts w:ascii="Courier New" w:hAnsi="Courier New" w:eastAsia="Courier New"/>
+          <w:sz w:val="18"/>
+        </w:rPr>
+        <w:t xml:space="preserve">        qs = super().get_queryset().annotate(values_count=Count("entries")).order_by("name")</w:t>
+      </w:r>
+    </w:p>
+    <w:p>
+      <w:pPr>
+        <w:spacing w:after="0" w:before="0" w:line="240" w:lineRule="auto"/>
+        <w:ind w:firstLine="0"/>
+        <w:jc w:val="left"/>
+      </w:pPr>
+      <w:r>
+        <w:rPr>
+          <w:rFonts w:ascii="Courier New" w:hAnsi="Courier New" w:eastAsia="Courier New"/>
+          <w:sz w:val="18"/>
+        </w:rPr>
+        <w:t xml:space="preserve">        self.query = self.request.GET.get("q", "").strip()</w:t>
+      </w:r>
+    </w:p>
+    <w:p>
+      <w:pPr>
+        <w:spacing w:after="0" w:before="0" w:line="240" w:lineRule="auto"/>
+        <w:ind w:firstLine="0"/>
+        <w:jc w:val="left"/>
+      </w:pPr>
+      <w:r>
+        <w:rPr>
+          <w:rFonts w:ascii="Courier New" w:hAnsi="Courier New" w:eastAsia="Courier New"/>
+          <w:sz w:val="18"/>
+        </w:rPr>
+        <w:t xml:space="preserve">        if self.query:</w:t>
+      </w:r>
+    </w:p>
+    <w:p>
+      <w:pPr>
+        <w:spacing w:after="0" w:before="0" w:line="240" w:lineRule="auto"/>
+        <w:ind w:firstLine="0"/>
+        <w:jc w:val="left"/>
+      </w:pPr>
+      <w:r>
+        <w:rPr>
+          <w:rFonts w:ascii="Courier New" w:hAnsi="Courier New" w:eastAsia="Courier New"/>
+          <w:sz w:val="18"/>
+        </w:rPr>
+        <w:t xml:space="preserve">            qs = qs.filter(name__icontains=self.query)</w:t>
+      </w:r>
+    </w:p>
+    <w:p>
+      <w:pPr>
+        <w:spacing w:after="0" w:before="0" w:line="240" w:lineRule="auto"/>
+        <w:ind w:firstLine="0"/>
+        <w:jc w:val="left"/>
+      </w:pPr>
+      <w:r>
+        <w:rPr>
+          <w:rFonts w:ascii="Courier New" w:hAnsi="Courier New" w:eastAsia="Courier New"/>
+          <w:sz w:val="18"/>
+        </w:rPr>
+        <w:t xml:space="preserve">        return qs</w:t>
+      </w:r>
+    </w:p>
+    <w:p>
+      <w:pPr>
+        <w:spacing w:after="0" w:before="0" w:line="240" w:lineRule="auto"/>
+        <w:ind w:firstLine="0"/>
+        <w:jc w:val="left"/>
+      </w:pPr>
+      <w:r>
+        <w:rPr>
+          <w:rFonts w:ascii="Courier New" w:hAnsi="Courier New" w:eastAsia="Courier New"/>
+          <w:sz w:val="18"/>
+        </w:rPr>
+        <w:t xml:space="preserve"> </w:t>
+      </w:r>
+    </w:p>
+    <w:p>
+      <w:pPr>
+        <w:spacing w:after="0" w:before="0" w:line="240" w:lineRule="auto"/>
+        <w:ind w:firstLine="0"/>
+        <w:jc w:val="left"/>
+      </w:pPr>
+      <w:r>
+        <w:rPr>
+          <w:rFonts w:ascii="Courier New" w:hAnsi="Courier New" w:eastAsia="Courier New"/>
+          <w:sz w:val="18"/>
+        </w:rPr>
+        <w:t xml:space="preserve">    def get_context_data(self, **kwargs):</w:t>
+      </w:r>
+    </w:p>
+    <w:p>
+      <w:pPr>
+        <w:spacing w:after="0" w:before="0" w:line="240" w:lineRule="auto"/>
+        <w:ind w:firstLine="0"/>
+        <w:jc w:val="left"/>
+      </w:pPr>
+      <w:r>
+        <w:rPr>
+          <w:rFonts w:ascii="Courier New" w:hAnsi="Courier New" w:eastAsia="Courier New"/>
+          <w:sz w:val="18"/>
+        </w:rPr>
+        <w:t xml:space="preserve">        context = super().get_context_data(**kwargs)</w:t>
+      </w:r>
+    </w:p>
+    <w:p>
+      <w:pPr>
+        <w:spacing w:after="0" w:before="0" w:line="240" w:lineRule="auto"/>
+        <w:ind w:firstLine="0"/>
+        <w:jc w:val="left"/>
+      </w:pPr>
+      <w:r>
+        <w:rPr>
+          <w:rFonts w:ascii="Courier New" w:hAnsi="Courier New" w:eastAsia="Courier New"/>
+          <w:sz w:val="18"/>
+        </w:rPr>
+        <w:t xml:space="preserve">        context["query"] = self.query</w:t>
+      </w:r>
+    </w:p>
+    <w:p>
+      <w:pPr>
+        <w:spacing w:after="0" w:before="0" w:line="240" w:lineRule="auto"/>
+        <w:ind w:firstLine="0"/>
+        <w:jc w:val="left"/>
+      </w:pPr>
+      <w:r>
+        <w:rPr>
+          <w:rFonts w:ascii="Courier New" w:hAnsi="Courier New" w:eastAsia="Courier New"/>
+          <w:sz w:val="18"/>
+        </w:rPr>
+        <w:t xml:space="preserve">        return context</w:t>
+      </w:r>
+    </w:p>
+    <w:p>
+      <w:pPr>
+        <w:spacing w:after="0" w:before="0" w:line="240" w:lineRule="auto"/>
+        <w:ind w:firstLine="0"/>
+        <w:jc w:val="left"/>
+      </w:pPr>
+      <w:r>
+        <w:rPr>
+          <w:rFonts w:ascii="Courier New" w:hAnsi="Courier New" w:eastAsia="Courier New"/>
+          <w:sz w:val="18"/>
+        </w:rPr>
+        <w:t xml:space="preserve"> </w:t>
+      </w:r>
+    </w:p>
+    <w:p>
+      <w:pPr>
+        <w:spacing w:after="0" w:before="0" w:line="240" w:lineRule="auto"/>
+        <w:ind w:firstLine="0"/>
+        <w:jc w:val="left"/>
+      </w:pPr>
+      <w:r>
+        <w:rPr>
+          <w:rFonts w:ascii="Courier New" w:hAnsi="Courier New" w:eastAsia="Courier New"/>
+          <w:sz w:val="18"/>
+        </w:rPr>
+        <w:t xml:space="preserve"> </w:t>
+      </w:r>
+    </w:p>
+    <w:p>
+      <w:pPr>
+        <w:spacing w:after="0" w:before="0" w:line="240" w:lineRule="auto"/>
+        <w:ind w:firstLine="0"/>
+        <w:jc w:val="left"/>
+      </w:pPr>
+      <w:r>
+        <w:rPr>
+          <w:rFonts w:ascii="Courier New" w:hAnsi="Courier New" w:eastAsia="Courier New"/>
+          <w:sz w:val="18"/>
+        </w:rPr>
+        <w:t>class AnalysisDetailView(OwnAnalysisMixin, DetailView):</w:t>
+      </w:r>
+    </w:p>
+    <w:p>
+      <w:pPr>
+        <w:spacing w:after="0" w:before="0" w:line="240" w:lineRule="auto"/>
+        <w:ind w:firstLine="0"/>
+        <w:jc w:val="left"/>
+      </w:pPr>
+      <w:r>
+        <w:rPr>
+          <w:rFonts w:ascii="Courier New" w:hAnsi="Courier New" w:eastAsia="Courier New"/>
+          <w:sz w:val="18"/>
+        </w:rPr>
+        <w:t xml:space="preserve">    template_name = "analyses/analysis_detail.html"</w:t>
+      </w:r>
+    </w:p>
+    <w:p>
+      <w:pPr>
+        <w:spacing w:after="0" w:before="0" w:line="240" w:lineRule="auto"/>
+        <w:ind w:firstLine="0"/>
+        <w:jc w:val="left"/>
+      </w:pPr>
+      <w:r>
+        <w:rPr>
+          <w:rFonts w:ascii="Courier New" w:hAnsi="Courier New" w:eastAsia="Courier New"/>
+          <w:sz w:val="18"/>
+        </w:rPr>
+        <w:t xml:space="preserve">    context_object_name = "analysis"</w:t>
+      </w:r>
+    </w:p>
+    <w:p>
+      <w:pPr>
+        <w:spacing w:after="0" w:before="0" w:line="240" w:lineRule="auto"/>
+        <w:ind w:firstLine="0"/>
+        <w:jc w:val="left"/>
+      </w:pPr>
+      <w:r>
+        <w:rPr>
+          <w:rFonts w:ascii="Courier New" w:hAnsi="Courier New" w:eastAsia="Courier New"/>
+          <w:sz w:val="18"/>
+        </w:rPr>
+        <w:t xml:space="preserve">    values_per_page = 50</w:t>
+      </w:r>
+    </w:p>
+    <w:p>
+      <w:pPr>
+        <w:spacing w:after="0" w:before="0" w:line="240" w:lineRule="auto"/>
+        <w:ind w:firstLine="0"/>
+        <w:jc w:val="left"/>
+      </w:pPr>
+      <w:r>
+        <w:rPr>
+          <w:rFonts w:ascii="Courier New" w:hAnsi="Courier New" w:eastAsia="Courier New"/>
+          <w:sz w:val="18"/>
+        </w:rPr>
+        <w:t xml:space="preserve"> </w:t>
+      </w:r>
+    </w:p>
+    <w:p>
+      <w:pPr>
+        <w:spacing w:after="0" w:before="0" w:line="240" w:lineRule="auto"/>
+        <w:ind w:firstLine="0"/>
+        <w:jc w:val="left"/>
+      </w:pPr>
+      <w:r>
+        <w:rPr>
+          <w:rFonts w:ascii="Courier New" w:hAnsi="Courier New" w:eastAsia="Courier New"/>
+          <w:sz w:val="18"/>
+        </w:rPr>
+        <w:t xml:space="preserve">    def get_context_data(self, **kwargs):</w:t>
+      </w:r>
+    </w:p>
+    <w:p>
+      <w:pPr>
+        <w:spacing w:after="0" w:before="0" w:line="240" w:lineRule="auto"/>
+        <w:ind w:firstLine="0"/>
+        <w:jc w:val="left"/>
+      </w:pPr>
+      <w:r>
+        <w:rPr>
+          <w:rFonts w:ascii="Courier New" w:hAnsi="Courier New" w:eastAsia="Courier New"/>
+          <w:sz w:val="18"/>
+        </w:rPr>
+        <w:t xml:space="preserve">        context = super().get_context_data(**kwargs)</w:t>
+      </w:r>
+    </w:p>
+    <w:p>
+      <w:pPr>
+        <w:spacing w:after="0" w:before="0" w:line="240" w:lineRule="auto"/>
+        <w:ind w:firstLine="0"/>
+        <w:jc w:val="left"/>
+      </w:pPr>
+      <w:r>
+        <w:rPr>
+          <w:rFonts w:ascii="Courier New" w:hAnsi="Courier New" w:eastAsia="Courier New"/>
+          <w:sz w:val="18"/>
+        </w:rPr>
+        <w:t xml:space="preserve">        paginator = Paginator(self.object.entries.order_by("-measured_at"), self.values_per_page)</w:t>
+      </w:r>
+    </w:p>
+    <w:p>
+      <w:pPr>
+        <w:spacing w:after="0" w:before="0" w:line="240" w:lineRule="auto"/>
+        <w:ind w:firstLine="0"/>
+        <w:jc w:val="left"/>
+      </w:pPr>
+      <w:r>
+        <w:rPr>
+          <w:rFonts w:ascii="Courier New" w:hAnsi="Courier New" w:eastAsia="Courier New"/>
+          <w:sz w:val="18"/>
+        </w:rPr>
+        <w:t xml:space="preserve">        page = paginator.get_page(self.request.GET.get("page"))</w:t>
+      </w:r>
+    </w:p>
+    <w:p>
+      <w:pPr>
+        <w:spacing w:after="0" w:before="0" w:line="240" w:lineRule="auto"/>
+        <w:ind w:firstLine="0"/>
+        <w:jc w:val="left"/>
+      </w:pPr>
+      <w:r>
+        <w:rPr>
+          <w:rFonts w:ascii="Courier New" w:hAnsi="Courier New" w:eastAsia="Courier New"/>
+          <w:sz w:val="18"/>
+        </w:rPr>
+        <w:t xml:space="preserve">        context["page_obj"] = page</w:t>
+      </w:r>
+    </w:p>
+    <w:p>
+      <w:pPr>
+        <w:spacing w:after="0" w:before="0" w:line="240" w:lineRule="auto"/>
+        <w:ind w:firstLine="0"/>
+        <w:jc w:val="left"/>
+      </w:pPr>
+      <w:r>
+        <w:rPr>
+          <w:rFonts w:ascii="Courier New" w:hAnsi="Courier New" w:eastAsia="Courier New"/>
+          <w:sz w:val="18"/>
+        </w:rPr>
+        <w:t xml:space="preserve">        context["entries"] = page.object_list</w:t>
+      </w:r>
+    </w:p>
+    <w:p>
+      <w:pPr>
+        <w:spacing w:after="0" w:before="0" w:line="240" w:lineRule="auto"/>
+        <w:ind w:firstLine="0"/>
+        <w:jc w:val="left"/>
+      </w:pPr>
+      <w:r>
+        <w:rPr>
+          <w:rFonts w:ascii="Courier New" w:hAnsi="Courier New" w:eastAsia="Courier New"/>
+          <w:sz w:val="18"/>
+        </w:rPr>
+        <w:t xml:space="preserve">        return context</w:t>
+      </w:r>
+    </w:p>
+    <w:p>
+      <w:pPr>
+        <w:spacing w:after="0" w:before="0" w:line="240" w:lineRule="auto"/>
+        <w:ind w:firstLine="0"/>
+        <w:jc w:val="left"/>
+      </w:pPr>
+      <w:r>
+        <w:rPr>
+          <w:rFonts w:ascii="Courier New" w:hAnsi="Courier New" w:eastAsia="Courier New"/>
+          <w:sz w:val="18"/>
+        </w:rPr>
+        <w:t xml:space="preserve"> </w:t>
+      </w:r>
+    </w:p>
+    <w:p>
+      <w:pPr>
+        <w:spacing w:after="0" w:before="0" w:line="240" w:lineRule="auto"/>
+        <w:ind w:firstLine="0"/>
+        <w:jc w:val="left"/>
+      </w:pPr>
+      <w:r>
+        <w:rPr>
+          <w:rFonts w:ascii="Courier New" w:hAnsi="Courier New" w:eastAsia="Courier New"/>
+          <w:sz w:val="18"/>
+        </w:rPr>
+        <w:t xml:space="preserve"> </w:t>
+      </w:r>
+    </w:p>
+    <w:p>
+      <w:pPr>
+        <w:spacing w:after="0" w:before="0" w:line="240" w:lineRule="auto"/>
+        <w:ind w:firstLine="0"/>
+        <w:jc w:val="left"/>
+      </w:pPr>
+      <w:r>
+        <w:rPr>
+          <w:rFonts w:ascii="Courier New" w:hAnsi="Courier New" w:eastAsia="Courier New"/>
+          <w:sz w:val="18"/>
+        </w:rPr>
+        <w:t>class AnalysisCreateView(LoginRequiredMixin, SuccessMessageMixin, AnalysisFormMixin, CreateView):</w:t>
+      </w:r>
+    </w:p>
+    <w:p>
+      <w:pPr>
+        <w:spacing w:after="0" w:before="0" w:line="240" w:lineRule="auto"/>
+        <w:ind w:firstLine="0"/>
+        <w:jc w:val="left"/>
+      </w:pPr>
+      <w:r>
+        <w:rPr>
+          <w:rFonts w:ascii="Courier New" w:hAnsi="Courier New" w:eastAsia="Courier New"/>
+          <w:sz w:val="18"/>
+        </w:rPr>
+        <w:t xml:space="preserve">    success_message = "Анализ добавлен."</w:t>
+      </w:r>
+    </w:p>
+    <w:p>
+      <w:pPr>
+        <w:spacing w:after="0" w:before="0" w:line="240" w:lineRule="auto"/>
+        <w:ind w:firstLine="0"/>
+        <w:jc w:val="left"/>
+      </w:pPr>
+      <w:r>
+        <w:rPr>
+          <w:rFonts w:ascii="Courier New" w:hAnsi="Courier New" w:eastAsia="Courier New"/>
+          <w:sz w:val="18"/>
+        </w:rPr>
+        <w:t xml:space="preserve"> </w:t>
+      </w:r>
+    </w:p>
+    <w:p>
+      <w:pPr>
+        <w:spacing w:after="0" w:before="0" w:line="240" w:lineRule="auto"/>
+        <w:ind w:firstLine="0"/>
+        <w:jc w:val="left"/>
+      </w:pPr>
+      <w:r>
+        <w:rPr>
+          <w:rFonts w:ascii="Courier New" w:hAnsi="Courier New" w:eastAsia="Courier New"/>
+          <w:sz w:val="18"/>
+        </w:rPr>
+        <w:t xml:space="preserve">    def form_valid(self, form):</w:t>
+      </w:r>
+    </w:p>
+    <w:p>
+      <w:pPr>
+        <w:spacing w:after="0" w:before="0" w:line="240" w:lineRule="auto"/>
+        <w:ind w:firstLine="0"/>
+        <w:jc w:val="left"/>
+      </w:pPr>
+      <w:r>
+        <w:rPr>
+          <w:rFonts w:ascii="Courier New" w:hAnsi="Courier New" w:eastAsia="Courier New"/>
+          <w:sz w:val="18"/>
+        </w:rPr>
+        <w:t xml:space="preserve">        form.instance.user = self.request.user</w:t>
+      </w:r>
+    </w:p>
+    <w:p>
+      <w:pPr>
+        <w:spacing w:after="0" w:before="0" w:line="240" w:lineRule="auto"/>
+        <w:ind w:firstLine="0"/>
+        <w:jc w:val="left"/>
+      </w:pPr>
+      <w:r>
+        <w:rPr>
+          <w:rFonts w:ascii="Courier New" w:hAnsi="Courier New" w:eastAsia="Courier New"/>
+          <w:sz w:val="18"/>
+        </w:rPr>
+        <w:t xml:space="preserve">        return super().form_valid(form)</w:t>
+      </w:r>
+    </w:p>
+    <w:p>
+      <w:pPr>
+        <w:spacing w:after="0" w:before="0" w:line="240" w:lineRule="auto"/>
+        <w:ind w:firstLine="0"/>
+        <w:jc w:val="left"/>
+      </w:pPr>
+      <w:r>
+        <w:rPr>
+          <w:rFonts w:ascii="Courier New" w:hAnsi="Courier New" w:eastAsia="Courier New"/>
+          <w:sz w:val="18"/>
+        </w:rPr>
+        <w:t xml:space="preserve"> </w:t>
+      </w:r>
+    </w:p>
+    <w:p>
+      <w:pPr>
+        <w:spacing w:after="0" w:before="0" w:line="240" w:lineRule="auto"/>
+        <w:ind w:firstLine="0"/>
+        <w:jc w:val="left"/>
+      </w:pPr>
+      <w:r>
+        <w:rPr>
+          <w:rFonts w:ascii="Courier New" w:hAnsi="Courier New" w:eastAsia="Courier New"/>
+          <w:sz w:val="18"/>
+        </w:rPr>
+        <w:t xml:space="preserve"> </w:t>
+      </w:r>
+    </w:p>
+    <w:p>
+      <w:pPr>
+        <w:spacing w:after="0" w:before="0" w:line="240" w:lineRule="auto"/>
+        <w:ind w:firstLine="0"/>
+        <w:jc w:val="left"/>
+      </w:pPr>
+      <w:r>
+        <w:rPr>
+          <w:rFonts w:ascii="Courier New" w:hAnsi="Courier New" w:eastAsia="Courier New"/>
+          <w:sz w:val="18"/>
+        </w:rPr>
+        <w:t>class AnalysisUpdateView(OwnAnalysisMixin, SuccessMessageMixin, AnalysisFormMixin, UpdateView):</w:t>
+      </w:r>
+    </w:p>
+    <w:p>
+      <w:pPr>
+        <w:spacing w:after="0" w:before="0" w:line="240" w:lineRule="auto"/>
+        <w:ind w:firstLine="0"/>
+        <w:jc w:val="left"/>
+      </w:pPr>
+      <w:r>
+        <w:rPr>
+          <w:rFonts w:ascii="Courier New" w:hAnsi="Courier New" w:eastAsia="Courier New"/>
+          <w:sz w:val="18"/>
+        </w:rPr>
+        <w:t xml:space="preserve">    success_message = "Анализ изменён."</w:t>
+      </w:r>
+    </w:p>
+    <w:p>
+      <w:pPr>
+        <w:spacing w:after="0" w:before="0" w:line="240" w:lineRule="auto"/>
+        <w:ind w:firstLine="0"/>
+        <w:jc w:val="left"/>
+      </w:pPr>
+      <w:r>
+        <w:rPr>
+          <w:rFonts w:ascii="Courier New" w:hAnsi="Courier New" w:eastAsia="Courier New"/>
+          <w:sz w:val="18"/>
+        </w:rPr>
+        <w:t xml:space="preserve"> </w:t>
+      </w:r>
+    </w:p>
+    <w:p>
+      <w:pPr>
+        <w:spacing w:after="0" w:before="0" w:line="240" w:lineRule="auto"/>
+        <w:ind w:firstLine="0"/>
+        <w:jc w:val="left"/>
+      </w:pPr>
+      <w:r>
+        <w:rPr>
+          <w:rFonts w:ascii="Courier New" w:hAnsi="Courier New" w:eastAsia="Courier New"/>
+          <w:sz w:val="18"/>
+        </w:rPr>
+        <w:t xml:space="preserve"> </w:t>
+      </w:r>
+    </w:p>
+    <w:p>
+      <w:pPr>
+        <w:spacing w:after="0" w:before="0" w:line="240" w:lineRule="auto"/>
+        <w:ind w:firstLine="0"/>
+        <w:jc w:val="left"/>
+      </w:pPr>
+      <w:r>
+        <w:rPr>
+          <w:rFonts w:ascii="Courier New" w:hAnsi="Courier New" w:eastAsia="Courier New"/>
+          <w:sz w:val="18"/>
+        </w:rPr>
+        <w:t>class AnalysisDeleteView(OwnAnalysisMixin, SuccessMessageMixin, DeleteView):</w:t>
+      </w:r>
+    </w:p>
+    <w:p>
+      <w:pPr>
+        <w:spacing w:after="0" w:before="0" w:line="240" w:lineRule="auto"/>
+        <w:ind w:firstLine="0"/>
+        <w:jc w:val="left"/>
+      </w:pPr>
+      <w:r>
+        <w:rPr>
+          <w:rFonts w:ascii="Courier New" w:hAnsi="Courier New" w:eastAsia="Courier New"/>
+          <w:sz w:val="18"/>
+        </w:rPr>
+        <w:t xml:space="preserve">    template_name = "analyses/analysis_confirm_delete.html"</w:t>
+      </w:r>
+    </w:p>
+    <w:p>
+      <w:pPr>
+        <w:spacing w:after="0" w:before="0" w:line="240" w:lineRule="auto"/>
+        <w:ind w:firstLine="0"/>
+        <w:jc w:val="left"/>
+      </w:pPr>
+      <w:r>
+        <w:rPr>
+          <w:rFonts w:ascii="Courier New" w:hAnsi="Courier New" w:eastAsia="Courier New"/>
+          <w:sz w:val="18"/>
+        </w:rPr>
+        <w:t xml:space="preserve">    context_object_name = "analysis"</w:t>
+      </w:r>
+    </w:p>
+    <w:p>
+      <w:pPr>
+        <w:spacing w:after="0" w:before="0" w:line="240" w:lineRule="auto"/>
+        <w:ind w:firstLine="0"/>
+        <w:jc w:val="left"/>
+      </w:pPr>
+      <w:r>
+        <w:rPr>
+          <w:rFonts w:ascii="Courier New" w:hAnsi="Courier New" w:eastAsia="Courier New"/>
+          <w:sz w:val="18"/>
+        </w:rPr>
+        <w:t xml:space="preserve">    success_url = reverse_lazy("analysis_list")</w:t>
+      </w:r>
+    </w:p>
+    <w:p>
+      <w:pPr>
+        <w:spacing w:after="0" w:before="0" w:line="240" w:lineRule="auto"/>
+        <w:ind w:firstLine="0"/>
+        <w:jc w:val="left"/>
+      </w:pPr>
+      <w:r>
+        <w:rPr>
+          <w:rFonts w:ascii="Courier New" w:hAnsi="Courier New" w:eastAsia="Courier New"/>
+          <w:sz w:val="18"/>
+        </w:rPr>
+        <w:t xml:space="preserve">    success_message = "Анализ удалён."</w:t>
+      </w:r>
+    </w:p>
+    <w:p>
+      <w:pPr>
+        <w:spacing w:after="0" w:before="0" w:line="240" w:lineRule="auto"/>
+        <w:ind w:firstLine="0"/>
+        <w:jc w:val="left"/>
+      </w:pPr>
+      <w:r>
+        <w:rPr>
+          <w:rFonts w:ascii="Courier New" w:hAnsi="Courier New" w:eastAsia="Courier New"/>
+          <w:sz w:val="18"/>
+        </w:rPr>
+        <w:t xml:space="preserve"> </w:t>
+      </w:r>
+    </w:p>
+    <w:p>
+      <w:pPr>
+        <w:spacing w:after="0" w:before="0" w:line="240" w:lineRule="auto"/>
+        <w:ind w:firstLine="0"/>
+        <w:jc w:val="left"/>
+      </w:pPr>
+      <w:r>
+        <w:rPr>
+          <w:rFonts w:ascii="Courier New" w:hAnsi="Courier New" w:eastAsia="Courier New"/>
+          <w:sz w:val="18"/>
+        </w:rPr>
+        <w:t xml:space="preserve">    def get_context_data(self, **kwargs):</w:t>
+      </w:r>
+    </w:p>
+    <w:p>
+      <w:pPr>
+        <w:spacing w:after="0" w:before="0" w:line="240" w:lineRule="auto"/>
+        <w:ind w:firstLine="0"/>
+        <w:jc w:val="left"/>
+      </w:pPr>
+      <w:r>
+        <w:rPr>
+          <w:rFonts w:ascii="Courier New" w:hAnsi="Courier New" w:eastAsia="Courier New"/>
+          <w:sz w:val="18"/>
+        </w:rPr>
+        <w:t xml:space="preserve">        context = super().get_context_data(**kwargs)</w:t>
+      </w:r>
+    </w:p>
+    <w:p>
+      <w:pPr>
+        <w:spacing w:after="0" w:before="0" w:line="240" w:lineRule="auto"/>
+        <w:ind w:firstLine="0"/>
+        <w:jc w:val="left"/>
+      </w:pPr>
+      <w:r>
+        <w:rPr>
+          <w:rFonts w:ascii="Courier New" w:hAnsi="Courier New" w:eastAsia="Courier New"/>
+          <w:sz w:val="18"/>
+        </w:rPr>
+        <w:t xml:space="preserve">        context["values_count"] = self.object.entries.count()</w:t>
+      </w:r>
+    </w:p>
+    <w:p>
+      <w:pPr>
+        <w:spacing w:after="0" w:before="0" w:line="240" w:lineRule="auto"/>
+        <w:ind w:firstLine="0"/>
+        <w:jc w:val="left"/>
+      </w:pPr>
+      <w:r>
+        <w:rPr>
+          <w:rFonts w:ascii="Courier New" w:hAnsi="Courier New" w:eastAsia="Courier New"/>
+          <w:sz w:val="18"/>
+        </w:rPr>
+        <w:t xml:space="preserve">        return context</w:t>
+      </w:r>
+    </w:p>
+    <w:p>
+      <w:pPr>
+        <w:spacing w:after="0" w:before="0" w:line="240" w:lineRule="auto"/>
+        <w:ind w:firstLine="0"/>
+        <w:jc w:val="left"/>
+      </w:pPr>
+      <w:r>
+        <w:rPr>
+          <w:rFonts w:ascii="Courier New" w:hAnsi="Courier New" w:eastAsia="Courier New"/>
+          <w:sz w:val="18"/>
+        </w:rPr>
+        <w:t xml:space="preserve"> </w:t>
+      </w:r>
+    </w:p>
+    <w:p>
+      <w:pPr>
+        <w:spacing w:after="0" w:before="0" w:line="240" w:lineRule="auto"/>
+        <w:ind w:firstLine="0"/>
+        <w:jc w:val="left"/>
+      </w:pPr>
+      <w:r>
+        <w:rPr>
+          <w:rFonts w:ascii="Courier New" w:hAnsi="Courier New" w:eastAsia="Courier New"/>
+          <w:sz w:val="18"/>
+        </w:rPr>
+        <w:t xml:space="preserve"> </w:t>
+      </w:r>
+    </w:p>
+    <w:p>
+      <w:pPr>
+        <w:spacing w:after="0" w:before="0" w:line="240" w:lineRule="auto"/>
+        <w:ind w:firstLine="0"/>
+        <w:jc w:val="left"/>
+      </w:pPr>
+      <w:r>
+        <w:rPr>
+          <w:rFonts w:ascii="Courier New" w:hAnsi="Courier New" w:eastAsia="Courier New"/>
+          <w:sz w:val="18"/>
+        </w:rPr>
+        <w:t># ---------- Значения анализов ----------</w:t>
+      </w:r>
+    </w:p>
+    <w:p>
+      <w:pPr>
+        <w:spacing w:after="0" w:before="0" w:line="240" w:lineRule="auto"/>
+        <w:ind w:firstLine="0"/>
+        <w:jc w:val="left"/>
+      </w:pPr>
+      <w:r>
+        <w:rPr>
+          <w:rFonts w:ascii="Courier New" w:hAnsi="Courier New" w:eastAsia="Courier New"/>
+          <w:sz w:val="18"/>
+        </w:rPr>
+        <w:t xml:space="preserve"> </w:t>
+      </w:r>
+    </w:p>
+    <w:p>
+      <w:pPr>
+        <w:spacing w:after="0" w:before="0" w:line="240" w:lineRule="auto"/>
+        <w:ind w:firstLine="0"/>
+        <w:jc w:val="left"/>
+      </w:pPr>
+      <w:r>
+        <w:rPr>
+          <w:rFonts w:ascii="Courier New" w:hAnsi="Courier New" w:eastAsia="Courier New"/>
+          <w:sz w:val="18"/>
+        </w:rPr>
+        <w:t xml:space="preserve"> </w:t>
+      </w:r>
+    </w:p>
+    <w:p>
+      <w:pPr>
+        <w:spacing w:after="0" w:before="0" w:line="240" w:lineRule="auto"/>
+        <w:ind w:firstLine="0"/>
+        <w:jc w:val="left"/>
+      </w:pPr>
+      <w:r>
+        <w:rPr>
+          <w:rFonts w:ascii="Courier New" w:hAnsi="Courier New" w:eastAsia="Courier New"/>
+          <w:sz w:val="18"/>
+        </w:rPr>
+        <w:t>class OwnValueMixin(LoginRequiredMixin):</w:t>
+      </w:r>
+    </w:p>
+    <w:p>
+      <w:pPr>
+        <w:spacing w:after="0" w:before="0" w:line="240" w:lineRule="auto"/>
+        <w:ind w:firstLine="0"/>
+        <w:jc w:val="left"/>
+      </w:pPr>
+      <w:r>
+        <w:rPr>
+          <w:rFonts w:ascii="Courier New" w:hAnsi="Courier New" w:eastAsia="Courier New"/>
+          <w:sz w:val="18"/>
+        </w:rPr>
+        <w:t xml:space="preserve">    """Ограничивает выборку значениями анализов текущего пользователя (чужие → 404)."""</w:t>
+      </w:r>
+    </w:p>
+    <w:p>
+      <w:pPr>
+        <w:spacing w:after="0" w:before="0" w:line="240" w:lineRule="auto"/>
+        <w:ind w:firstLine="0"/>
+        <w:jc w:val="left"/>
+      </w:pPr>
+      <w:r>
+        <w:rPr>
+          <w:rFonts w:ascii="Courier New" w:hAnsi="Courier New" w:eastAsia="Courier New"/>
+          <w:sz w:val="18"/>
+        </w:rPr>
+        <w:t xml:space="preserve"> </w:t>
+      </w:r>
+    </w:p>
+    <w:p>
+      <w:pPr>
+        <w:spacing w:after="0" w:before="0" w:line="240" w:lineRule="auto"/>
+        <w:ind w:firstLine="0"/>
+        <w:jc w:val="left"/>
+      </w:pPr>
+      <w:r>
+        <w:rPr>
+          <w:rFonts w:ascii="Courier New" w:hAnsi="Courier New" w:eastAsia="Courier New"/>
+          <w:sz w:val="18"/>
+        </w:rPr>
+        <w:t xml:space="preserve">    def get_queryset(self):</w:t>
+      </w:r>
+    </w:p>
+    <w:p>
+      <w:pPr>
+        <w:spacing w:after="0" w:before="0" w:line="240" w:lineRule="auto"/>
+        <w:ind w:firstLine="0"/>
+        <w:jc w:val="left"/>
+      </w:pPr>
+      <w:r>
+        <w:rPr>
+          <w:rFonts w:ascii="Courier New" w:hAnsi="Courier New" w:eastAsia="Courier New"/>
+          <w:sz w:val="18"/>
+        </w:rPr>
+        <w:t xml:space="preserve">        return AnalysisValue.objects.filter(analysis__user=self.request.user).select_related("analysis__unit")</w:t>
+      </w:r>
+    </w:p>
+    <w:p>
+      <w:pPr>
+        <w:spacing w:after="0" w:before="0" w:line="240" w:lineRule="auto"/>
+        <w:ind w:firstLine="0"/>
+        <w:jc w:val="left"/>
+      </w:pPr>
+      <w:r>
+        <w:rPr>
+          <w:rFonts w:ascii="Courier New" w:hAnsi="Courier New" w:eastAsia="Courier New"/>
+          <w:sz w:val="18"/>
+        </w:rPr>
+        <w:t xml:space="preserve"> </w:t>
+      </w:r>
+    </w:p>
+    <w:p>
+      <w:pPr>
+        <w:spacing w:after="0" w:before="0" w:line="240" w:lineRule="auto"/>
+        <w:ind w:firstLine="0"/>
+        <w:jc w:val="left"/>
+      </w:pPr>
+      <w:r>
+        <w:rPr>
+          <w:rFonts w:ascii="Courier New" w:hAnsi="Courier New" w:eastAsia="Courier New"/>
+          <w:sz w:val="18"/>
+        </w:rPr>
+        <w:t xml:space="preserve"> </w:t>
+      </w:r>
+    </w:p>
+    <w:p>
+      <w:pPr>
+        <w:spacing w:after="0" w:before="0" w:line="240" w:lineRule="auto"/>
+        <w:ind w:firstLine="0"/>
+        <w:jc w:val="left"/>
+      </w:pPr>
+      <w:r>
+        <w:rPr>
+          <w:rFonts w:ascii="Courier New" w:hAnsi="Courier New" w:eastAsia="Courier New"/>
+          <w:sz w:val="18"/>
+        </w:rPr>
+        <w:t>class ValueFormMixin:</w:t>
+      </w:r>
+    </w:p>
+    <w:p>
+      <w:pPr>
+        <w:spacing w:after="0" w:before="0" w:line="240" w:lineRule="auto"/>
+        <w:ind w:firstLine="0"/>
+        <w:jc w:val="left"/>
+      </w:pPr>
+      <w:r>
+        <w:rPr>
+          <w:rFonts w:ascii="Courier New" w:hAnsi="Courier New" w:eastAsia="Courier New"/>
+          <w:sz w:val="18"/>
+        </w:rPr>
+        <w:t xml:space="preserve">    form_class = AnalysisValueForm</w:t>
+      </w:r>
+    </w:p>
+    <w:p>
+      <w:pPr>
+        <w:spacing w:after="0" w:before="0" w:line="240" w:lineRule="auto"/>
+        <w:ind w:firstLine="0"/>
+        <w:jc w:val="left"/>
+      </w:pPr>
+      <w:r>
+        <w:rPr>
+          <w:rFonts w:ascii="Courier New" w:hAnsi="Courier New" w:eastAsia="Courier New"/>
+          <w:sz w:val="18"/>
+        </w:rPr>
+        <w:t xml:space="preserve">    template_name = "analyses/value_form.html"</w:t>
+      </w:r>
+    </w:p>
+    <w:p>
+      <w:pPr>
+        <w:spacing w:after="0" w:before="0" w:line="240" w:lineRule="auto"/>
+        <w:ind w:firstLine="0"/>
+        <w:jc w:val="left"/>
+      </w:pPr>
+      <w:r>
+        <w:rPr>
+          <w:rFonts w:ascii="Courier New" w:hAnsi="Courier New" w:eastAsia="Courier New"/>
+          <w:sz w:val="18"/>
+        </w:rPr>
+        <w:t xml:space="preserve"> </w:t>
+      </w:r>
+    </w:p>
+    <w:p>
+      <w:pPr>
+        <w:spacing w:after="0" w:before="0" w:line="240" w:lineRule="auto"/>
+        <w:ind w:firstLine="0"/>
+        <w:jc w:val="left"/>
+      </w:pPr>
+      <w:r>
+        <w:rPr>
+          <w:rFonts w:ascii="Courier New" w:hAnsi="Courier New" w:eastAsia="Courier New"/>
+          <w:sz w:val="18"/>
+        </w:rPr>
+        <w:t xml:space="preserve">    def get_form_kwargs(self):</w:t>
+      </w:r>
+    </w:p>
+    <w:p>
+      <w:pPr>
+        <w:spacing w:after="0" w:before="0" w:line="240" w:lineRule="auto"/>
+        <w:ind w:firstLine="0"/>
+        <w:jc w:val="left"/>
+      </w:pPr>
+      <w:r>
+        <w:rPr>
+          <w:rFonts w:ascii="Courier New" w:hAnsi="Courier New" w:eastAsia="Courier New"/>
+          <w:sz w:val="18"/>
+        </w:rPr>
+        <w:t xml:space="preserve">        kwargs = super().get_form_kwargs()</w:t>
+      </w:r>
+    </w:p>
+    <w:p>
+      <w:pPr>
+        <w:spacing w:after="0" w:before="0" w:line="240" w:lineRule="auto"/>
+        <w:ind w:firstLine="0"/>
+        <w:jc w:val="left"/>
+      </w:pPr>
+      <w:r>
+        <w:rPr>
+          <w:rFonts w:ascii="Courier New" w:hAnsi="Courier New" w:eastAsia="Courier New"/>
+          <w:sz w:val="18"/>
+        </w:rPr>
+        <w:t xml:space="preserve">        kwargs["user"] = self.request.user</w:t>
+      </w:r>
+    </w:p>
+    <w:p>
+      <w:pPr>
+        <w:spacing w:after="0" w:before="0" w:line="240" w:lineRule="auto"/>
+        <w:ind w:firstLine="0"/>
+        <w:jc w:val="left"/>
+      </w:pPr>
+      <w:r>
+        <w:rPr>
+          <w:rFonts w:ascii="Courier New" w:hAnsi="Courier New" w:eastAsia="Courier New"/>
+          <w:sz w:val="18"/>
+        </w:rPr>
+        <w:t xml:space="preserve">        return kwargs</w:t>
+      </w:r>
+    </w:p>
+    <w:p>
+      <w:pPr>
+        <w:spacing w:after="0" w:before="0" w:line="240" w:lineRule="auto"/>
+        <w:ind w:firstLine="0"/>
+        <w:jc w:val="left"/>
+      </w:pPr>
+      <w:r>
+        <w:rPr>
+          <w:rFonts w:ascii="Courier New" w:hAnsi="Courier New" w:eastAsia="Courier New"/>
+          <w:sz w:val="18"/>
+        </w:rPr>
+        <w:t xml:space="preserve"> </w:t>
+      </w:r>
+    </w:p>
+    <w:p>
+      <w:pPr>
+        <w:spacing w:after="0" w:before="0" w:line="240" w:lineRule="auto"/>
+        <w:ind w:firstLine="0"/>
+        <w:jc w:val="left"/>
+      </w:pPr>
+      <w:r>
+        <w:rPr>
+          <w:rFonts w:ascii="Courier New" w:hAnsi="Courier New" w:eastAsia="Courier New"/>
+          <w:sz w:val="18"/>
+        </w:rPr>
+        <w:t xml:space="preserve">    def get_success_url(self):</w:t>
+      </w:r>
+    </w:p>
+    <w:p>
+      <w:pPr>
+        <w:spacing w:after="0" w:before="0" w:line="240" w:lineRule="auto"/>
+        <w:ind w:firstLine="0"/>
+        <w:jc w:val="left"/>
+      </w:pPr>
+      <w:r>
+        <w:rPr>
+          <w:rFonts w:ascii="Courier New" w:hAnsi="Courier New" w:eastAsia="Courier New"/>
+          <w:sz w:val="18"/>
+        </w:rPr>
+        <w:t xml:space="preserve">        return reverse("analysis_detail", args=[self.object.analysis_id])</w:t>
+      </w:r>
+    </w:p>
+    <w:p>
+      <w:pPr>
+        <w:spacing w:after="0" w:before="0" w:line="240" w:lineRule="auto"/>
+        <w:ind w:firstLine="0"/>
+        <w:jc w:val="left"/>
+      </w:pPr>
+      <w:r>
+        <w:rPr>
+          <w:rFonts w:ascii="Courier New" w:hAnsi="Courier New" w:eastAsia="Courier New"/>
+          <w:sz w:val="18"/>
+        </w:rPr>
+        <w:t xml:space="preserve"> </w:t>
+      </w:r>
+    </w:p>
+    <w:p>
+      <w:pPr>
+        <w:spacing w:after="0" w:before="0" w:line="240" w:lineRule="auto"/>
+        <w:ind w:firstLine="0"/>
+        <w:jc w:val="left"/>
+      </w:pPr>
+      <w:r>
+        <w:rPr>
+          <w:rFonts w:ascii="Courier New" w:hAnsi="Courier New" w:eastAsia="Courier New"/>
+          <w:sz w:val="18"/>
+        </w:rPr>
+        <w:t xml:space="preserve"> </w:t>
+      </w:r>
+    </w:p>
+    <w:p>
+      <w:pPr>
+        <w:spacing w:after="0" w:before="0" w:line="240" w:lineRule="auto"/>
+        <w:ind w:firstLine="0"/>
+        <w:jc w:val="left"/>
+      </w:pPr>
+      <w:r>
+        <w:rPr>
+          <w:rFonts w:ascii="Courier New" w:hAnsi="Courier New" w:eastAsia="Courier New"/>
+          <w:sz w:val="18"/>
+        </w:rPr>
+        <w:t>class ValueCreateView(LoginRequiredMixin, SuccessMessageMixin, ValueFormMixin, CreateView):</w:t>
+      </w:r>
+    </w:p>
+    <w:p>
+      <w:pPr>
+        <w:spacing w:after="0" w:before="0" w:line="240" w:lineRule="auto"/>
+        <w:ind w:firstLine="0"/>
+        <w:jc w:val="left"/>
+      </w:pPr>
+      <w:r>
+        <w:rPr>
+          <w:rFonts w:ascii="Courier New" w:hAnsi="Courier New" w:eastAsia="Courier New"/>
+          <w:sz w:val="18"/>
+        </w:rPr>
+        <w:t xml:space="preserve">    success_message = "Значение добавлено."</w:t>
+      </w:r>
+    </w:p>
+    <w:p>
+      <w:pPr>
+        <w:spacing w:after="0" w:before="0" w:line="240" w:lineRule="auto"/>
+        <w:ind w:firstLine="0"/>
+        <w:jc w:val="left"/>
+      </w:pPr>
+      <w:r>
+        <w:rPr>
+          <w:rFonts w:ascii="Courier New" w:hAnsi="Courier New" w:eastAsia="Courier New"/>
+          <w:sz w:val="18"/>
+        </w:rPr>
+        <w:t xml:space="preserve"> </w:t>
+      </w:r>
+    </w:p>
+    <w:p>
+      <w:pPr>
+        <w:spacing w:after="0" w:before="0" w:line="240" w:lineRule="auto"/>
+        <w:ind w:firstLine="0"/>
+        <w:jc w:val="left"/>
+      </w:pPr>
+      <w:r>
+        <w:rPr>
+          <w:rFonts w:ascii="Courier New" w:hAnsi="Courier New" w:eastAsia="Courier New"/>
+          <w:sz w:val="18"/>
+        </w:rPr>
+        <w:t xml:space="preserve">    def dispatch(self, request, *args, **kwargs):</w:t>
+      </w:r>
+    </w:p>
+    <w:p>
+      <w:pPr>
+        <w:spacing w:after="0" w:before="0" w:line="240" w:lineRule="auto"/>
+        <w:ind w:firstLine="0"/>
+        <w:jc w:val="left"/>
+      </w:pPr>
+      <w:r>
+        <w:rPr>
+          <w:rFonts w:ascii="Courier New" w:hAnsi="Courier New" w:eastAsia="Courier New"/>
+          <w:sz w:val="18"/>
+        </w:rPr>
+        <w:t xml:space="preserve">        self.analysis = None</w:t>
+      </w:r>
+    </w:p>
+    <w:p>
+      <w:pPr>
+        <w:spacing w:after="0" w:before="0" w:line="240" w:lineRule="auto"/>
+        <w:ind w:firstLine="0"/>
+        <w:jc w:val="left"/>
+      </w:pPr>
+      <w:r>
+        <w:rPr>
+          <w:rFonts w:ascii="Courier New" w:hAnsi="Courier New" w:eastAsia="Courier New"/>
+          <w:sz w:val="18"/>
+        </w:rPr>
+        <w:t xml:space="preserve">        if request.user.is_authenticated and "analysis_pk" in kwargs:</w:t>
+      </w:r>
+    </w:p>
+    <w:p>
+      <w:pPr>
+        <w:spacing w:after="0" w:before="0" w:line="240" w:lineRule="auto"/>
+        <w:ind w:firstLine="0"/>
+        <w:jc w:val="left"/>
+      </w:pPr>
+      <w:r>
+        <w:rPr>
+          <w:rFonts w:ascii="Courier New" w:hAnsi="Courier New" w:eastAsia="Courier New"/>
+          <w:sz w:val="18"/>
+        </w:rPr>
+        <w:t xml:space="preserve">            self.analysis = get_object_or_404(Analysis, pk=kwargs["analysis_pk"], user=request.user)</w:t>
+      </w:r>
+    </w:p>
+    <w:p>
+      <w:pPr>
+        <w:spacing w:after="0" w:before="0" w:line="240" w:lineRule="auto"/>
+        <w:ind w:firstLine="0"/>
+        <w:jc w:val="left"/>
+      </w:pPr>
+      <w:r>
+        <w:rPr>
+          <w:rFonts w:ascii="Courier New" w:hAnsi="Courier New" w:eastAsia="Courier New"/>
+          <w:sz w:val="18"/>
+        </w:rPr>
+        <w:t xml:space="preserve">        return super().dispatch(request, *args, **kwargs)</w:t>
+      </w:r>
+    </w:p>
+    <w:p>
+      <w:pPr>
+        <w:spacing w:after="0" w:before="0" w:line="240" w:lineRule="auto"/>
+        <w:ind w:firstLine="0"/>
+        <w:jc w:val="left"/>
+      </w:pPr>
+      <w:r>
+        <w:rPr>
+          <w:rFonts w:ascii="Courier New" w:hAnsi="Courier New" w:eastAsia="Courier New"/>
+          <w:sz w:val="18"/>
+        </w:rPr>
+        <w:t xml:space="preserve"> </w:t>
+      </w:r>
+    </w:p>
+    <w:p>
+      <w:pPr>
+        <w:spacing w:after="0" w:before="0" w:line="240" w:lineRule="auto"/>
+        <w:ind w:firstLine="0"/>
+        <w:jc w:val="left"/>
+      </w:pPr>
+      <w:r>
+        <w:rPr>
+          <w:rFonts w:ascii="Courier New" w:hAnsi="Courier New" w:eastAsia="Courier New"/>
+          <w:sz w:val="18"/>
+        </w:rPr>
+        <w:t xml:space="preserve">    def get_initial(self):</w:t>
+      </w:r>
+    </w:p>
+    <w:p>
+      <w:pPr>
+        <w:spacing w:after="0" w:before="0" w:line="240" w:lineRule="auto"/>
+        <w:ind w:firstLine="0"/>
+        <w:jc w:val="left"/>
+      </w:pPr>
+      <w:r>
+        <w:rPr>
+          <w:rFonts w:ascii="Courier New" w:hAnsi="Courier New" w:eastAsia="Courier New"/>
+          <w:sz w:val="18"/>
+        </w:rPr>
+        <w:t xml:space="preserve">        initial = super().get_initial()</w:t>
+      </w:r>
+    </w:p>
+    <w:p>
+      <w:pPr>
+        <w:spacing w:after="0" w:before="0" w:line="240" w:lineRule="auto"/>
+        <w:ind w:firstLine="0"/>
+        <w:jc w:val="left"/>
+      </w:pPr>
+      <w:r>
+        <w:rPr>
+          <w:rFonts w:ascii="Courier New" w:hAnsi="Courier New" w:eastAsia="Courier New"/>
+          <w:sz w:val="18"/>
+        </w:rPr>
+        <w:t xml:space="preserve">        if self.analysis:</w:t>
+      </w:r>
+    </w:p>
+    <w:p>
+      <w:pPr>
+        <w:spacing w:after="0" w:before="0" w:line="240" w:lineRule="auto"/>
+        <w:ind w:firstLine="0"/>
+        <w:jc w:val="left"/>
+      </w:pPr>
+      <w:r>
+        <w:rPr>
+          <w:rFonts w:ascii="Courier New" w:hAnsi="Courier New" w:eastAsia="Courier New"/>
+          <w:sz w:val="18"/>
+        </w:rPr>
+        <w:t xml:space="preserve">            initial["analysis"] = self.analysis</w:t>
+      </w:r>
+    </w:p>
+    <w:p>
+      <w:pPr>
+        <w:spacing w:after="0" w:before="0" w:line="240" w:lineRule="auto"/>
+        <w:ind w:firstLine="0"/>
+        <w:jc w:val="left"/>
+      </w:pPr>
+      <w:r>
+        <w:rPr>
+          <w:rFonts w:ascii="Courier New" w:hAnsi="Courier New" w:eastAsia="Courier New"/>
+          <w:sz w:val="18"/>
+        </w:rPr>
+        <w:t xml:space="preserve">        return initial</w:t>
+      </w:r>
+    </w:p>
+    <w:p>
+      <w:pPr>
+        <w:spacing w:after="0" w:before="0" w:line="240" w:lineRule="auto"/>
+        <w:ind w:firstLine="0"/>
+        <w:jc w:val="left"/>
+      </w:pPr>
+      <w:r>
+        <w:rPr>
+          <w:rFonts w:ascii="Courier New" w:hAnsi="Courier New" w:eastAsia="Courier New"/>
+          <w:sz w:val="18"/>
+        </w:rPr>
+        <w:t xml:space="preserve"> </w:t>
+      </w:r>
+    </w:p>
+    <w:p>
+      <w:pPr>
+        <w:spacing w:after="0" w:before="0" w:line="240" w:lineRule="auto"/>
+        <w:ind w:firstLine="0"/>
+        <w:jc w:val="left"/>
+      </w:pPr>
+      <w:r>
+        <w:rPr>
+          <w:rFonts w:ascii="Courier New" w:hAnsi="Courier New" w:eastAsia="Courier New"/>
+          <w:sz w:val="18"/>
+        </w:rPr>
+        <w:t xml:space="preserve">    def get_context_data(self, **kwargs):</w:t>
+      </w:r>
+    </w:p>
+    <w:p>
+      <w:pPr>
+        <w:spacing w:after="0" w:before="0" w:line="240" w:lineRule="auto"/>
+        <w:ind w:firstLine="0"/>
+        <w:jc w:val="left"/>
+      </w:pPr>
+      <w:r>
+        <w:rPr>
+          <w:rFonts w:ascii="Courier New" w:hAnsi="Courier New" w:eastAsia="Courier New"/>
+          <w:sz w:val="18"/>
+        </w:rPr>
+        <w:t xml:space="preserve">        context = super().get_context_data(**kwargs)</w:t>
+      </w:r>
+    </w:p>
+    <w:p>
+      <w:pPr>
+        <w:spacing w:after="0" w:before="0" w:line="240" w:lineRule="auto"/>
+        <w:ind w:firstLine="0"/>
+        <w:jc w:val="left"/>
+      </w:pPr>
+      <w:r>
+        <w:rPr>
+          <w:rFonts w:ascii="Courier New" w:hAnsi="Courier New" w:eastAsia="Courier New"/>
+          <w:sz w:val="18"/>
+        </w:rPr>
+        <w:t xml:space="preserve">        context["analysis"] = self.analysis</w:t>
+      </w:r>
+    </w:p>
+    <w:p>
+      <w:pPr>
+        <w:spacing w:after="0" w:before="0" w:line="240" w:lineRule="auto"/>
+        <w:ind w:firstLine="0"/>
+        <w:jc w:val="left"/>
+      </w:pPr>
+      <w:r>
+        <w:rPr>
+          <w:rFonts w:ascii="Courier New" w:hAnsi="Courier New" w:eastAsia="Courier New"/>
+          <w:sz w:val="18"/>
+        </w:rPr>
+        <w:t xml:space="preserve">        return context</w:t>
+      </w:r>
+    </w:p>
+    <w:p>
+      <w:pPr>
+        <w:spacing w:after="0" w:before="0" w:line="240" w:lineRule="auto"/>
+        <w:ind w:firstLine="0"/>
+        <w:jc w:val="left"/>
+      </w:pPr>
+      <w:r>
+        <w:rPr>
+          <w:rFonts w:ascii="Courier New" w:hAnsi="Courier New" w:eastAsia="Courier New"/>
+          <w:sz w:val="18"/>
+        </w:rPr>
+        <w:t xml:space="preserve"> </w:t>
+      </w:r>
+    </w:p>
+    <w:p>
+      <w:pPr>
+        <w:spacing w:after="0" w:before="0" w:line="240" w:lineRule="auto"/>
+        <w:ind w:firstLine="0"/>
+        <w:jc w:val="left"/>
+      </w:pPr>
+      <w:r>
+        <w:rPr>
+          <w:rFonts w:ascii="Courier New" w:hAnsi="Courier New" w:eastAsia="Courier New"/>
+          <w:sz w:val="18"/>
+        </w:rPr>
+        <w:t xml:space="preserve"> </w:t>
+      </w:r>
+    </w:p>
+    <w:p>
+      <w:pPr>
+        <w:spacing w:after="0" w:before="0" w:line="240" w:lineRule="auto"/>
+        <w:ind w:firstLine="0"/>
+        <w:jc w:val="left"/>
+      </w:pPr>
+      <w:r>
+        <w:rPr>
+          <w:rFonts w:ascii="Courier New" w:hAnsi="Courier New" w:eastAsia="Courier New"/>
+          <w:sz w:val="18"/>
+        </w:rPr>
+        <w:t>class ValueUpdateView(OwnValueMixin, SuccessMessageMixin, ValueFormMixin, UpdateView):</w:t>
+      </w:r>
+    </w:p>
+    <w:p>
+      <w:pPr>
+        <w:spacing w:after="0" w:before="0" w:line="240" w:lineRule="auto"/>
+        <w:ind w:firstLine="0"/>
+        <w:jc w:val="left"/>
+      </w:pPr>
+      <w:r>
+        <w:rPr>
+          <w:rFonts w:ascii="Courier New" w:hAnsi="Courier New" w:eastAsia="Courier New"/>
+          <w:sz w:val="18"/>
+        </w:rPr>
+        <w:t xml:space="preserve">    success_message = "Значение изменено."</w:t>
+      </w:r>
+    </w:p>
+    <w:p>
+      <w:pPr>
+        <w:spacing w:after="0" w:before="0" w:line="240" w:lineRule="auto"/>
+        <w:ind w:firstLine="0"/>
+        <w:jc w:val="left"/>
+      </w:pPr>
+      <w:r>
+        <w:rPr>
+          <w:rFonts w:ascii="Courier New" w:hAnsi="Courier New" w:eastAsia="Courier New"/>
+          <w:sz w:val="18"/>
+        </w:rPr>
+        <w:t xml:space="preserve"> </w:t>
+      </w:r>
+    </w:p>
+    <w:p>
+      <w:pPr>
+        <w:spacing w:after="0" w:before="0" w:line="240" w:lineRule="auto"/>
+        <w:ind w:firstLine="0"/>
+        <w:jc w:val="left"/>
+      </w:pPr>
+      <w:r>
+        <w:rPr>
+          <w:rFonts w:ascii="Courier New" w:hAnsi="Courier New" w:eastAsia="Courier New"/>
+          <w:sz w:val="18"/>
+        </w:rPr>
+        <w:t xml:space="preserve">    def get_context_data(self, **kwargs):</w:t>
+      </w:r>
+    </w:p>
+    <w:p>
+      <w:pPr>
+        <w:spacing w:after="0" w:before="0" w:line="240" w:lineRule="auto"/>
+        <w:ind w:firstLine="0"/>
+        <w:jc w:val="left"/>
+      </w:pPr>
+      <w:r>
+        <w:rPr>
+          <w:rFonts w:ascii="Courier New" w:hAnsi="Courier New" w:eastAsia="Courier New"/>
+          <w:sz w:val="18"/>
+        </w:rPr>
+        <w:t xml:space="preserve">        context = super().get_context_data(**kwargs)</w:t>
+      </w:r>
+    </w:p>
+    <w:p>
+      <w:pPr>
+        <w:spacing w:after="0" w:before="0" w:line="240" w:lineRule="auto"/>
+        <w:ind w:firstLine="0"/>
+        <w:jc w:val="left"/>
+      </w:pPr>
+      <w:r>
+        <w:rPr>
+          <w:rFonts w:ascii="Courier New" w:hAnsi="Courier New" w:eastAsia="Courier New"/>
+          <w:sz w:val="18"/>
+        </w:rPr>
+        <w:t xml:space="preserve">        context["analysis"] = self.object.analysis</w:t>
+      </w:r>
+    </w:p>
+    <w:p>
+      <w:pPr>
+        <w:spacing w:after="0" w:before="0" w:line="240" w:lineRule="auto"/>
+        <w:ind w:firstLine="0"/>
+        <w:jc w:val="left"/>
+      </w:pPr>
+      <w:r>
+        <w:rPr>
+          <w:rFonts w:ascii="Courier New" w:hAnsi="Courier New" w:eastAsia="Courier New"/>
+          <w:sz w:val="18"/>
+        </w:rPr>
+        <w:t xml:space="preserve">        return context</w:t>
+      </w:r>
+    </w:p>
+    <w:p>
+      <w:pPr>
+        <w:spacing w:after="0" w:before="0" w:line="240" w:lineRule="auto"/>
+        <w:ind w:firstLine="0"/>
+        <w:jc w:val="left"/>
+      </w:pPr>
+      <w:r>
+        <w:rPr>
+          <w:rFonts w:ascii="Courier New" w:hAnsi="Courier New" w:eastAsia="Courier New"/>
+          <w:sz w:val="18"/>
+        </w:rPr>
+        <w:t xml:space="preserve"> </w:t>
+      </w:r>
+    </w:p>
+    <w:p>
+      <w:pPr>
+        <w:spacing w:after="0" w:before="0" w:line="240" w:lineRule="auto"/>
+        <w:ind w:firstLine="0"/>
+        <w:jc w:val="left"/>
+      </w:pPr>
+      <w:r>
+        <w:rPr>
+          <w:rFonts w:ascii="Courier New" w:hAnsi="Courier New" w:eastAsia="Courier New"/>
+          <w:sz w:val="18"/>
+        </w:rPr>
+        <w:t xml:space="preserve"> </w:t>
+      </w:r>
+    </w:p>
+    <w:p>
+      <w:pPr>
+        <w:spacing w:after="0" w:before="0" w:line="240" w:lineRule="auto"/>
+        <w:ind w:firstLine="0"/>
+        <w:jc w:val="left"/>
+      </w:pPr>
+      <w:r>
+        <w:rPr>
+          <w:rFonts w:ascii="Courier New" w:hAnsi="Courier New" w:eastAsia="Courier New"/>
+          <w:sz w:val="18"/>
+        </w:rPr>
+        <w:t>class ValueDeleteView(OwnValueMixin, SuccessMessageMixin, DeleteView):</w:t>
+      </w:r>
+    </w:p>
+    <w:p>
+      <w:pPr>
+        <w:spacing w:after="0" w:before="0" w:line="240" w:lineRule="auto"/>
+        <w:ind w:firstLine="0"/>
+        <w:jc w:val="left"/>
+      </w:pPr>
+      <w:r>
+        <w:rPr>
+          <w:rFonts w:ascii="Courier New" w:hAnsi="Courier New" w:eastAsia="Courier New"/>
+          <w:sz w:val="18"/>
+        </w:rPr>
+        <w:t xml:space="preserve">    template_name = "analyses/value_confirm_delete.html"</w:t>
+      </w:r>
+    </w:p>
+    <w:p>
+      <w:pPr>
+        <w:spacing w:after="0" w:before="0" w:line="240" w:lineRule="auto"/>
+        <w:ind w:firstLine="0"/>
+        <w:jc w:val="left"/>
+      </w:pPr>
+      <w:r>
+        <w:rPr>
+          <w:rFonts w:ascii="Courier New" w:hAnsi="Courier New" w:eastAsia="Courier New"/>
+          <w:sz w:val="18"/>
+        </w:rPr>
+        <w:t xml:space="preserve">    context_object_name = "entry"</w:t>
+      </w:r>
+    </w:p>
+    <w:p>
+      <w:pPr>
+        <w:spacing w:after="0" w:before="0" w:line="240" w:lineRule="auto"/>
+        <w:ind w:firstLine="0"/>
+        <w:jc w:val="left"/>
+      </w:pPr>
+      <w:r>
+        <w:rPr>
+          <w:rFonts w:ascii="Courier New" w:hAnsi="Courier New" w:eastAsia="Courier New"/>
+          <w:sz w:val="18"/>
+        </w:rPr>
+        <w:t xml:space="preserve">    success_message = "Значение удалено."</w:t>
+      </w:r>
+    </w:p>
+    <w:p>
+      <w:pPr>
+        <w:spacing w:after="0" w:before="0" w:line="240" w:lineRule="auto"/>
+        <w:ind w:firstLine="0"/>
+        <w:jc w:val="left"/>
+      </w:pPr>
+      <w:r>
+        <w:rPr>
+          <w:rFonts w:ascii="Courier New" w:hAnsi="Courier New" w:eastAsia="Courier New"/>
+          <w:sz w:val="18"/>
+        </w:rPr>
+        <w:t xml:space="preserve"> </w:t>
+      </w:r>
+    </w:p>
+    <w:p>
+      <w:pPr>
+        <w:spacing w:after="0" w:before="0" w:line="240" w:lineRule="auto"/>
+        <w:ind w:firstLine="0"/>
+        <w:jc w:val="left"/>
+      </w:pPr>
+      <w:r>
+        <w:rPr>
+          <w:rFonts w:ascii="Courier New" w:hAnsi="Courier New" w:eastAsia="Courier New"/>
+          <w:sz w:val="18"/>
+        </w:rPr>
+        <w:t xml:space="preserve">    def get_success_url(self):</w:t>
+      </w:r>
+    </w:p>
+    <w:p>
+      <w:pPr>
+        <w:spacing w:after="0" w:before="0" w:line="240" w:lineRule="auto"/>
+        <w:ind w:firstLine="0"/>
+        <w:jc w:val="left"/>
+      </w:pPr>
+      <w:r>
+        <w:rPr>
+          <w:rFonts w:ascii="Courier New" w:hAnsi="Courier New" w:eastAsia="Courier New"/>
+          <w:sz w:val="18"/>
+        </w:rPr>
+        <w:t xml:space="preserve">        return reverse("analysis_detail", args=[self.object.analysis_id])</w:t>
+      </w:r>
+    </w:p>
+    <w:p>
+      <w:r>
+        <w:rPr/>
+      </w:r>
+    </w:p>
+    <w:p>
+      <w:r>
+        <w:rPr>
+          <w:b/>
+        </w:rPr>
+        <w:t>Код html-страницы со списком анализов (шаблон analyses/analysis_list.html):</w:t>
+      </w:r>
+    </w:p>
+    <w:p>
+      <w:pPr>
+        <w:spacing w:after="0" w:before="0" w:line="240" w:lineRule="auto"/>
+        <w:ind w:firstLine="0"/>
+        <w:jc w:val="left"/>
+      </w:pPr>
+      <w:r>
+        <w:rPr>
+          <w:rFonts w:ascii="Courier New" w:hAnsi="Courier New" w:eastAsia="Courier New"/>
+          <w:sz w:val="18"/>
+        </w:rPr>
+        <w:t>{% extends "analyses/base.html" %}</w:t>
+      </w:r>
+    </w:p>
+    <w:p>
+      <w:pPr>
+        <w:spacing w:after="0" w:before="0" w:line="240" w:lineRule="auto"/>
+        <w:ind w:firstLine="0"/>
+        <w:jc w:val="left"/>
+      </w:pPr>
+      <w:r>
+        <w:rPr>
+          <w:rFonts w:ascii="Courier New" w:hAnsi="Courier New" w:eastAsia="Courier New"/>
+          <w:sz w:val="18"/>
+        </w:rPr>
+        <w:t>{% block title %}Мои анализы{% endblock %}</w:t>
+      </w:r>
+    </w:p>
+    <w:p>
+      <w:pPr>
+        <w:spacing w:after="0" w:before="0" w:line="240" w:lineRule="auto"/>
+        <w:ind w:firstLine="0"/>
+        <w:jc w:val="left"/>
+      </w:pPr>
+      <w:r>
+        <w:rPr>
+          <w:rFonts w:ascii="Courier New" w:hAnsi="Courier New" w:eastAsia="Courier New"/>
+          <w:sz w:val="18"/>
+        </w:rPr>
+        <w:t>{% block content %}</w:t>
+      </w:r>
+    </w:p>
+    <w:p>
+      <w:pPr>
+        <w:spacing w:after="0" w:before="0" w:line="240" w:lineRule="auto"/>
+        <w:ind w:firstLine="0"/>
+        <w:jc w:val="left"/>
+      </w:pPr>
+      <w:r>
+        <w:rPr>
+          <w:rFonts w:ascii="Courier New" w:hAnsi="Courier New" w:eastAsia="Courier New"/>
+          <w:sz w:val="18"/>
+        </w:rPr>
+        <w:t>&lt;div class="page-head"&gt;</w:t>
+      </w:r>
+    </w:p>
+    <w:p>
+      <w:pPr>
+        <w:spacing w:after="0" w:before="0" w:line="240" w:lineRule="auto"/>
+        <w:ind w:firstLine="0"/>
+        <w:jc w:val="left"/>
+      </w:pPr>
+      <w:r>
+        <w:rPr>
+          <w:rFonts w:ascii="Courier New" w:hAnsi="Courier New" w:eastAsia="Courier New"/>
+          <w:sz w:val="18"/>
+        </w:rPr>
+        <w:t xml:space="preserve">  &lt;h1&gt;Мои анализы&lt;/h1&gt;</w:t>
+      </w:r>
+    </w:p>
+    <w:p>
+      <w:pPr>
+        <w:spacing w:after="0" w:before="0" w:line="240" w:lineRule="auto"/>
+        <w:ind w:firstLine="0"/>
+        <w:jc w:val="left"/>
+      </w:pPr>
+      <w:r>
+        <w:rPr>
+          <w:rFonts w:ascii="Courier New" w:hAnsi="Courier New" w:eastAsia="Courier New"/>
+          <w:sz w:val="18"/>
+        </w:rPr>
+        <w:t xml:space="preserve">  &lt;a class="btn" href="{% url 'analysis_create' %}"&gt;+ Добавить анализ&lt;/a&gt;</w:t>
+      </w:r>
+    </w:p>
+    <w:p>
+      <w:pPr>
+        <w:spacing w:after="0" w:before="0" w:line="240" w:lineRule="auto"/>
+        <w:ind w:firstLine="0"/>
+        <w:jc w:val="left"/>
+      </w:pPr>
+      <w:r>
+        <w:rPr>
+          <w:rFonts w:ascii="Courier New" w:hAnsi="Courier New" w:eastAsia="Courier New"/>
+          <w:sz w:val="18"/>
+        </w:rPr>
+        <w:t>&lt;/div&gt;</w:t>
+      </w:r>
+    </w:p>
+    <w:p>
+      <w:pPr>
+        <w:spacing w:after="0" w:before="0" w:line="240" w:lineRule="auto"/>
+        <w:ind w:firstLine="0"/>
+        <w:jc w:val="left"/>
+      </w:pPr>
+      <w:r>
+        <w:rPr>
+          <w:rFonts w:ascii="Courier New" w:hAnsi="Courier New" w:eastAsia="Courier New"/>
+          <w:sz w:val="18"/>
+        </w:rPr>
+        <w:t xml:space="preserve"> </w:t>
+      </w:r>
+    </w:p>
+    <w:p>
+      <w:pPr>
+        <w:spacing w:after="0" w:before="0" w:line="240" w:lineRule="auto"/>
+        <w:ind w:firstLine="0"/>
+        <w:jc w:val="left"/>
+      </w:pPr>
+      <w:r>
+        <w:rPr>
+          <w:rFonts w:ascii="Courier New" w:hAnsi="Courier New" w:eastAsia="Courier New"/>
+          <w:sz w:val="18"/>
+        </w:rPr>
+        <w:t>&lt;form class="search" method="get"&gt;</w:t>
+      </w:r>
+    </w:p>
+    <w:p>
+      <w:pPr>
+        <w:spacing w:after="0" w:before="0" w:line="240" w:lineRule="auto"/>
+        <w:ind w:firstLine="0"/>
+        <w:jc w:val="left"/>
+      </w:pPr>
+      <w:r>
+        <w:rPr>
+          <w:rFonts w:ascii="Courier New" w:hAnsi="Courier New" w:eastAsia="Courier New"/>
+          <w:sz w:val="18"/>
+        </w:rPr>
+        <w:t xml:space="preserve">  &lt;input type="search" name="q" value="{{ query }}" placeholder="Поиск по названию"&gt;</w:t>
+      </w:r>
+    </w:p>
+    <w:p>
+      <w:pPr>
+        <w:spacing w:after="0" w:before="0" w:line="240" w:lineRule="auto"/>
+        <w:ind w:firstLine="0"/>
+        <w:jc w:val="left"/>
+      </w:pPr>
+      <w:r>
+        <w:rPr>
+          <w:rFonts w:ascii="Courier New" w:hAnsi="Courier New" w:eastAsia="Courier New"/>
+          <w:sz w:val="18"/>
+        </w:rPr>
+        <w:t xml:space="preserve">  &lt;button type="submit" class="btn btn--ghost"&gt;Найти&lt;/button&gt;</w:t>
+      </w:r>
+    </w:p>
+    <w:p>
+      <w:pPr>
+        <w:spacing w:after="0" w:before="0" w:line="240" w:lineRule="auto"/>
+        <w:ind w:firstLine="0"/>
+        <w:jc w:val="left"/>
+      </w:pPr>
+      <w:r>
+        <w:rPr>
+          <w:rFonts w:ascii="Courier New" w:hAnsi="Courier New" w:eastAsia="Courier New"/>
+          <w:sz w:val="18"/>
+        </w:rPr>
+        <w:t>&lt;/form&gt;</w:t>
+      </w:r>
+    </w:p>
+    <w:p>
+      <w:pPr>
+        <w:spacing w:after="0" w:before="0" w:line="240" w:lineRule="auto"/>
+        <w:ind w:firstLine="0"/>
+        <w:jc w:val="left"/>
+      </w:pPr>
+      <w:r>
+        <w:rPr>
+          <w:rFonts w:ascii="Courier New" w:hAnsi="Courier New" w:eastAsia="Courier New"/>
+          <w:sz w:val="18"/>
+        </w:rPr>
+        <w:t xml:space="preserve"> </w:t>
+      </w:r>
+    </w:p>
+    <w:p>
+      <w:pPr>
+        <w:spacing w:after="0" w:before="0" w:line="240" w:lineRule="auto"/>
+        <w:ind w:firstLine="0"/>
+        <w:jc w:val="left"/>
+      </w:pPr>
+      <w:r>
+        <w:rPr>
+          <w:rFonts w:ascii="Courier New" w:hAnsi="Courier New" w:eastAsia="Courier New"/>
+          <w:sz w:val="18"/>
+        </w:rPr>
+        <w:t>{% if analyses %}</w:t>
+      </w:r>
+    </w:p>
+    <w:p>
+      <w:pPr>
+        <w:spacing w:after="0" w:before="0" w:line="240" w:lineRule="auto"/>
+        <w:ind w:firstLine="0"/>
+        <w:jc w:val="left"/>
+      </w:pPr>
+      <w:r>
+        <w:rPr>
+          <w:rFonts w:ascii="Courier New" w:hAnsi="Courier New" w:eastAsia="Courier New"/>
+          <w:sz w:val="18"/>
+        </w:rPr>
+        <w:t xml:space="preserve">  &lt;div class="table-wrap"&gt;</w:t>
+      </w:r>
+    </w:p>
+    <w:p>
+      <w:pPr>
+        <w:spacing w:after="0" w:before="0" w:line="240" w:lineRule="auto"/>
+        <w:ind w:firstLine="0"/>
+        <w:jc w:val="left"/>
+      </w:pPr>
+      <w:r>
+        <w:rPr>
+          <w:rFonts w:ascii="Courier New" w:hAnsi="Courier New" w:eastAsia="Courier New"/>
+          <w:sz w:val="18"/>
+        </w:rPr>
+        <w:t xml:space="preserve">    &lt;table class="table"&gt;</w:t>
+      </w:r>
+    </w:p>
+    <w:p>
+      <w:pPr>
+        <w:spacing w:after="0" w:before="0" w:line="240" w:lineRule="auto"/>
+        <w:ind w:firstLine="0"/>
+        <w:jc w:val="left"/>
+      </w:pPr>
+      <w:r>
+        <w:rPr>
+          <w:rFonts w:ascii="Courier New" w:hAnsi="Courier New" w:eastAsia="Courier New"/>
+          <w:sz w:val="18"/>
+        </w:rPr>
+        <w:t xml:space="preserve">      &lt;thead&gt;</w:t>
+      </w:r>
+    </w:p>
+    <w:p>
+      <w:pPr>
+        <w:spacing w:after="0" w:before="0" w:line="240" w:lineRule="auto"/>
+        <w:ind w:firstLine="0"/>
+        <w:jc w:val="left"/>
+      </w:pPr>
+      <w:r>
+        <w:rPr>
+          <w:rFonts w:ascii="Courier New" w:hAnsi="Courier New" w:eastAsia="Courier New"/>
+          <w:sz w:val="18"/>
+        </w:rPr>
+        <w:t xml:space="preserve">        &lt;tr&gt;</w:t>
+      </w:r>
+    </w:p>
+    <w:p>
+      <w:pPr>
+        <w:spacing w:after="0" w:before="0" w:line="240" w:lineRule="auto"/>
+        <w:ind w:firstLine="0"/>
+        <w:jc w:val="left"/>
+      </w:pPr>
+      <w:r>
+        <w:rPr>
+          <w:rFonts w:ascii="Courier New" w:hAnsi="Courier New" w:eastAsia="Courier New"/>
+          <w:sz w:val="18"/>
+        </w:rPr>
+        <w:t xml:space="preserve">          &lt;th&gt;Название&lt;/th&gt;</w:t>
+      </w:r>
+    </w:p>
+    <w:p>
+      <w:pPr>
+        <w:spacing w:after="0" w:before="0" w:line="240" w:lineRule="auto"/>
+        <w:ind w:firstLine="0"/>
+        <w:jc w:val="left"/>
+      </w:pPr>
+      <w:r>
+        <w:rPr>
+          <w:rFonts w:ascii="Courier New" w:hAnsi="Courier New" w:eastAsia="Courier New"/>
+          <w:sz w:val="18"/>
+        </w:rPr>
+        <w:t xml:space="preserve">          &lt;th&gt;Ед. изм.&lt;/th&gt;</w:t>
+      </w:r>
+    </w:p>
+    <w:p>
+      <w:pPr>
+        <w:spacing w:after="0" w:before="0" w:line="240" w:lineRule="auto"/>
+        <w:ind w:firstLine="0"/>
+        <w:jc w:val="left"/>
+      </w:pPr>
+      <w:r>
+        <w:rPr>
+          <w:rFonts w:ascii="Courier New" w:hAnsi="Courier New" w:eastAsia="Courier New"/>
+          <w:sz w:val="18"/>
+        </w:rPr>
+        <w:t xml:space="preserve">          &lt;th class="num"&gt;Значений&lt;/th&gt;</w:t>
+      </w:r>
+    </w:p>
+    <w:p>
+      <w:pPr>
+        <w:spacing w:after="0" w:before="0" w:line="240" w:lineRule="auto"/>
+        <w:ind w:firstLine="0"/>
+        <w:jc w:val="left"/>
+      </w:pPr>
+      <w:r>
+        <w:rPr>
+          <w:rFonts w:ascii="Courier New" w:hAnsi="Courier New" w:eastAsia="Courier New"/>
+          <w:sz w:val="18"/>
+        </w:rPr>
+        <w:t xml:space="preserve">          &lt;th&gt;Действия&lt;/th&gt;</w:t>
+      </w:r>
+    </w:p>
+    <w:p>
+      <w:pPr>
+        <w:spacing w:after="0" w:before="0" w:line="240" w:lineRule="auto"/>
+        <w:ind w:firstLine="0"/>
+        <w:jc w:val="left"/>
+      </w:pPr>
+      <w:r>
+        <w:rPr>
+          <w:rFonts w:ascii="Courier New" w:hAnsi="Courier New" w:eastAsia="Courier New"/>
+          <w:sz w:val="18"/>
+        </w:rPr>
+        <w:t xml:space="preserve">        &lt;/tr&gt;</w:t>
+      </w:r>
+    </w:p>
+    <w:p>
+      <w:pPr>
+        <w:spacing w:after="0" w:before="0" w:line="240" w:lineRule="auto"/>
+        <w:ind w:firstLine="0"/>
+        <w:jc w:val="left"/>
+      </w:pPr>
+      <w:r>
+        <w:rPr>
+          <w:rFonts w:ascii="Courier New" w:hAnsi="Courier New" w:eastAsia="Courier New"/>
+          <w:sz w:val="18"/>
+        </w:rPr>
+        <w:t xml:space="preserve">      &lt;/thead&gt;</w:t>
+      </w:r>
+    </w:p>
+    <w:p>
+      <w:pPr>
+        <w:spacing w:after="0" w:before="0" w:line="240" w:lineRule="auto"/>
+        <w:ind w:firstLine="0"/>
+        <w:jc w:val="left"/>
+      </w:pPr>
+      <w:r>
+        <w:rPr>
+          <w:rFonts w:ascii="Courier New" w:hAnsi="Courier New" w:eastAsia="Courier New"/>
+          <w:sz w:val="18"/>
+        </w:rPr>
+        <w:t xml:space="preserve">      &lt;tbody&gt;</w:t>
+      </w:r>
+    </w:p>
+    <w:p>
+      <w:pPr>
+        <w:spacing w:after="0" w:before="0" w:line="240" w:lineRule="auto"/>
+        <w:ind w:firstLine="0"/>
+        <w:jc w:val="left"/>
+      </w:pPr>
+      <w:r>
+        <w:rPr>
+          <w:rFonts w:ascii="Courier New" w:hAnsi="Courier New" w:eastAsia="Courier New"/>
+          <w:sz w:val="18"/>
+        </w:rPr>
+        <w:t xml:space="preserve">        {% for analysis in analyses %}</w:t>
+      </w:r>
+    </w:p>
+    <w:p>
+      <w:pPr>
+        <w:spacing w:after="0" w:before="0" w:line="240" w:lineRule="auto"/>
+        <w:ind w:firstLine="0"/>
+        <w:jc w:val="left"/>
+      </w:pPr>
+      <w:r>
+        <w:rPr>
+          <w:rFonts w:ascii="Courier New" w:hAnsi="Courier New" w:eastAsia="Courier New"/>
+          <w:sz w:val="18"/>
+        </w:rPr>
+        <w:t xml:space="preserve">          &lt;tr&gt;</w:t>
+      </w:r>
+    </w:p>
+    <w:p>
+      <w:pPr>
+        <w:spacing w:after="0" w:before="0" w:line="240" w:lineRule="auto"/>
+        <w:ind w:firstLine="0"/>
+        <w:jc w:val="left"/>
+      </w:pPr>
+      <w:r>
+        <w:rPr>
+          <w:rFonts w:ascii="Courier New" w:hAnsi="Courier New" w:eastAsia="Courier New"/>
+          <w:sz w:val="18"/>
+        </w:rPr>
+        <w:t xml:space="preserve">            &lt;td&gt;&lt;a href="{% url 'analysis_detail' analysis.pk %}"&gt;{{ analysis.name }}&lt;/a&gt;&lt;/td&gt;</w:t>
+      </w:r>
+    </w:p>
+    <w:p>
+      <w:pPr>
+        <w:spacing w:after="0" w:before="0" w:line="240" w:lineRule="auto"/>
+        <w:ind w:firstLine="0"/>
+        <w:jc w:val="left"/>
+      </w:pPr>
+      <w:r>
+        <w:rPr>
+          <w:rFonts w:ascii="Courier New" w:hAnsi="Courier New" w:eastAsia="Courier New"/>
+          <w:sz w:val="18"/>
+        </w:rPr>
+        <w:t xml:space="preserve">            &lt;td&gt;{{ analysis.unit|default:"—" }}&lt;/td&gt;</w:t>
+      </w:r>
+    </w:p>
+    <w:p>
+      <w:pPr>
+        <w:spacing w:after="0" w:before="0" w:line="240" w:lineRule="auto"/>
+        <w:ind w:firstLine="0"/>
+        <w:jc w:val="left"/>
+      </w:pPr>
+      <w:r>
+        <w:rPr>
+          <w:rFonts w:ascii="Courier New" w:hAnsi="Courier New" w:eastAsia="Courier New"/>
+          <w:sz w:val="18"/>
+        </w:rPr>
+        <w:t xml:space="preserve">            &lt;td class="num"&gt;{{ analysis.values_count }}&lt;/td&gt;</w:t>
+      </w:r>
+    </w:p>
+    <w:p>
+      <w:pPr>
+        <w:spacing w:after="0" w:before="0" w:line="240" w:lineRule="auto"/>
+        <w:ind w:firstLine="0"/>
+        <w:jc w:val="left"/>
+      </w:pPr>
+      <w:r>
+        <w:rPr>
+          <w:rFonts w:ascii="Courier New" w:hAnsi="Courier New" w:eastAsia="Courier New"/>
+          <w:sz w:val="18"/>
+        </w:rPr>
+        <w:t xml:space="preserve">            &lt;td class="row-actions"&gt;</w:t>
+      </w:r>
+    </w:p>
+    <w:p>
+      <w:pPr>
+        <w:spacing w:after="0" w:before="0" w:line="240" w:lineRule="auto"/>
+        <w:ind w:firstLine="0"/>
+        <w:jc w:val="left"/>
+      </w:pPr>
+      <w:r>
+        <w:rPr>
+          <w:rFonts w:ascii="Courier New" w:hAnsi="Courier New" w:eastAsia="Courier New"/>
+          <w:sz w:val="18"/>
+        </w:rPr>
+        <w:t xml:space="preserve">              &lt;a href="{% url 'analysis_update' analysis.pk %}"&gt;Изменить&lt;/a&gt;</w:t>
+      </w:r>
+    </w:p>
+    <w:p>
+      <w:pPr>
+        <w:spacing w:after="0" w:before="0" w:line="240" w:lineRule="auto"/>
+        <w:ind w:firstLine="0"/>
+        <w:jc w:val="left"/>
+      </w:pPr>
+      <w:r>
+        <w:rPr>
+          <w:rFonts w:ascii="Courier New" w:hAnsi="Courier New" w:eastAsia="Courier New"/>
+          <w:sz w:val="18"/>
+        </w:rPr>
+        <w:t xml:space="preserve">              &lt;a class="danger" href="{% url 'analysis_delete' analysis.pk %}"&gt;Удалить&lt;/a&gt;</w:t>
+      </w:r>
+    </w:p>
+    <w:p>
+      <w:pPr>
+        <w:spacing w:after="0" w:before="0" w:line="240" w:lineRule="auto"/>
+        <w:ind w:firstLine="0"/>
+        <w:jc w:val="left"/>
+      </w:pPr>
+      <w:r>
+        <w:rPr>
+          <w:rFonts w:ascii="Courier New" w:hAnsi="Courier New" w:eastAsia="Courier New"/>
+          <w:sz w:val="18"/>
+        </w:rPr>
+        <w:t xml:space="preserve">            &lt;/td&gt;</w:t>
+      </w:r>
+    </w:p>
+    <w:p>
+      <w:pPr>
+        <w:spacing w:after="0" w:before="0" w:line="240" w:lineRule="auto"/>
+        <w:ind w:firstLine="0"/>
+        <w:jc w:val="left"/>
+      </w:pPr>
+      <w:r>
+        <w:rPr>
+          <w:rFonts w:ascii="Courier New" w:hAnsi="Courier New" w:eastAsia="Courier New"/>
+          <w:sz w:val="18"/>
+        </w:rPr>
+        <w:t xml:space="preserve">          &lt;/tr&gt;</w:t>
+      </w:r>
+    </w:p>
+    <w:p>
+      <w:pPr>
+        <w:spacing w:after="0" w:before="0" w:line="240" w:lineRule="auto"/>
+        <w:ind w:firstLine="0"/>
+        <w:jc w:val="left"/>
+      </w:pPr>
+      <w:r>
+        <w:rPr>
+          <w:rFonts w:ascii="Courier New" w:hAnsi="Courier New" w:eastAsia="Courier New"/>
+          <w:sz w:val="18"/>
+        </w:rPr>
+        <w:t xml:space="preserve">        {% endfor %}</w:t>
+      </w:r>
+    </w:p>
+    <w:p>
+      <w:pPr>
+        <w:spacing w:after="0" w:before="0" w:line="240" w:lineRule="auto"/>
+        <w:ind w:firstLine="0"/>
+        <w:jc w:val="left"/>
+      </w:pPr>
+      <w:r>
+        <w:rPr>
+          <w:rFonts w:ascii="Courier New" w:hAnsi="Courier New" w:eastAsia="Courier New"/>
+          <w:sz w:val="18"/>
+        </w:rPr>
+        <w:t xml:space="preserve">      &lt;/tbody&gt;</w:t>
+      </w:r>
+    </w:p>
+    <w:p>
+      <w:pPr>
+        <w:spacing w:after="0" w:before="0" w:line="240" w:lineRule="auto"/>
+        <w:ind w:firstLine="0"/>
+        <w:jc w:val="left"/>
+      </w:pPr>
+      <w:r>
+        <w:rPr>
+          <w:rFonts w:ascii="Courier New" w:hAnsi="Courier New" w:eastAsia="Courier New"/>
+          <w:sz w:val="18"/>
+        </w:rPr>
+        <w:t xml:space="preserve">    &lt;/table&gt;</w:t>
+      </w:r>
+    </w:p>
+    <w:p>
+      <w:pPr>
+        <w:spacing w:after="0" w:before="0" w:line="240" w:lineRule="auto"/>
+        <w:ind w:firstLine="0"/>
+        <w:jc w:val="left"/>
+      </w:pPr>
+      <w:r>
+        <w:rPr>
+          <w:rFonts w:ascii="Courier New" w:hAnsi="Courier New" w:eastAsia="Courier New"/>
+          <w:sz w:val="18"/>
+        </w:rPr>
+        <w:t xml:space="preserve">  &lt;/div&gt;</w:t>
+      </w:r>
+    </w:p>
+    <w:p>
+      <w:pPr>
+        <w:spacing w:after="0" w:before="0" w:line="240" w:lineRule="auto"/>
+        <w:ind w:firstLine="0"/>
+        <w:jc w:val="left"/>
+      </w:pPr>
+      <w:r>
+        <w:rPr>
+          <w:rFonts w:ascii="Courier New" w:hAnsi="Courier New" w:eastAsia="Courier New"/>
+          <w:sz w:val="18"/>
+        </w:rPr>
+        <w:t>{% elif query %}</w:t>
+      </w:r>
+    </w:p>
+    <w:p>
+      <w:pPr>
+        <w:spacing w:after="0" w:before="0" w:line="240" w:lineRule="auto"/>
+        <w:ind w:firstLine="0"/>
+        <w:jc w:val="left"/>
+      </w:pPr>
+      <w:r>
+        <w:rPr>
+          <w:rFonts w:ascii="Courier New" w:hAnsi="Courier New" w:eastAsia="Courier New"/>
+          <w:sz w:val="18"/>
+        </w:rPr>
+        <w:t xml:space="preserve">  &lt;div class="empty"&gt;</w:t>
+      </w:r>
+    </w:p>
+    <w:p>
+      <w:pPr>
+        <w:spacing w:after="0" w:before="0" w:line="240" w:lineRule="auto"/>
+        <w:ind w:firstLine="0"/>
+        <w:jc w:val="left"/>
+      </w:pPr>
+      <w:r>
+        <w:rPr>
+          <w:rFonts w:ascii="Courier New" w:hAnsi="Courier New" w:eastAsia="Courier New"/>
+          <w:sz w:val="18"/>
+        </w:rPr>
+        <w:t xml:space="preserve">    &lt;p&gt;Ничего не найдено.&lt;/p&gt;</w:t>
+      </w:r>
+    </w:p>
+    <w:p>
+      <w:pPr>
+        <w:spacing w:after="0" w:before="0" w:line="240" w:lineRule="auto"/>
+        <w:ind w:firstLine="0"/>
+        <w:jc w:val="left"/>
+      </w:pPr>
+      <w:r>
+        <w:rPr>
+          <w:rFonts w:ascii="Courier New" w:hAnsi="Courier New" w:eastAsia="Courier New"/>
+          <w:sz w:val="18"/>
+        </w:rPr>
+        <w:t xml:space="preserve">    &lt;a href="{% url 'analysis_list' %}"&gt;Сбросить поиск&lt;/a&gt;</w:t>
+      </w:r>
+    </w:p>
+    <w:p>
+      <w:pPr>
+        <w:spacing w:after="0" w:before="0" w:line="240" w:lineRule="auto"/>
+        <w:ind w:firstLine="0"/>
+        <w:jc w:val="left"/>
+      </w:pPr>
+      <w:r>
+        <w:rPr>
+          <w:rFonts w:ascii="Courier New" w:hAnsi="Courier New" w:eastAsia="Courier New"/>
+          <w:sz w:val="18"/>
+        </w:rPr>
+        <w:t xml:space="preserve">  &lt;/div&gt;</w:t>
+      </w:r>
+    </w:p>
+    <w:p>
+      <w:pPr>
+        <w:spacing w:after="0" w:before="0" w:line="240" w:lineRule="auto"/>
+        <w:ind w:firstLine="0"/>
+        <w:jc w:val="left"/>
+      </w:pPr>
+      <w:r>
+        <w:rPr>
+          <w:rFonts w:ascii="Courier New" w:hAnsi="Courier New" w:eastAsia="Courier New"/>
+          <w:sz w:val="18"/>
+        </w:rPr>
+        <w:t>{% else %}</w:t>
+      </w:r>
+    </w:p>
+    <w:p>
+      <w:pPr>
+        <w:spacing w:after="0" w:before="0" w:line="240" w:lineRule="auto"/>
+        <w:ind w:firstLine="0"/>
+        <w:jc w:val="left"/>
+      </w:pPr>
+      <w:r>
+        <w:rPr>
+          <w:rFonts w:ascii="Courier New" w:hAnsi="Courier New" w:eastAsia="Courier New"/>
+          <w:sz w:val="18"/>
+        </w:rPr>
+        <w:t xml:space="preserve">  &lt;div class="empty"&gt;</w:t>
+      </w:r>
+    </w:p>
+    <w:p>
+      <w:pPr>
+        <w:spacing w:after="0" w:before="0" w:line="240" w:lineRule="auto"/>
+        <w:ind w:firstLine="0"/>
+        <w:jc w:val="left"/>
+      </w:pPr>
+      <w:r>
+        <w:rPr>
+          <w:rFonts w:ascii="Courier New" w:hAnsi="Courier New" w:eastAsia="Courier New"/>
+          <w:sz w:val="18"/>
+        </w:rPr>
+        <w:t xml:space="preserve">    &lt;p&gt;У вас пока нет анализов.&lt;/p&gt;</w:t>
+      </w:r>
+    </w:p>
+    <w:p>
+      <w:pPr>
+        <w:spacing w:after="0" w:before="0" w:line="240" w:lineRule="auto"/>
+        <w:ind w:firstLine="0"/>
+        <w:jc w:val="left"/>
+      </w:pPr>
+      <w:r>
+        <w:rPr>
+          <w:rFonts w:ascii="Courier New" w:hAnsi="Courier New" w:eastAsia="Courier New"/>
+          <w:sz w:val="18"/>
+        </w:rPr>
+        <w:t xml:space="preserve">    &lt;a href="{% url 'analysis_create' %}"&gt;Добавить анализ&lt;/a&gt;</w:t>
+      </w:r>
+    </w:p>
+    <w:p>
+      <w:pPr>
+        <w:spacing w:after="0" w:before="0" w:line="240" w:lineRule="auto"/>
+        <w:ind w:firstLine="0"/>
+        <w:jc w:val="left"/>
+      </w:pPr>
+      <w:r>
+        <w:rPr>
+          <w:rFonts w:ascii="Courier New" w:hAnsi="Courier New" w:eastAsia="Courier New"/>
+          <w:sz w:val="18"/>
+        </w:rPr>
+        <w:t xml:space="preserve">  &lt;/div&gt;</w:t>
+      </w:r>
+    </w:p>
+    <w:p>
+      <w:pPr>
+        <w:spacing w:after="0" w:before="0" w:line="240" w:lineRule="auto"/>
+        <w:ind w:firstLine="0"/>
+        <w:jc w:val="left"/>
+      </w:pPr>
+      <w:r>
+        <w:rPr>
+          <w:rFonts w:ascii="Courier New" w:hAnsi="Courier New" w:eastAsia="Courier New"/>
+          <w:sz w:val="18"/>
+        </w:rPr>
+        <w:t>{% endif %}</w:t>
+      </w:r>
+    </w:p>
+    <w:p>
+      <w:pPr>
+        <w:spacing w:after="0" w:before="0" w:line="240" w:lineRule="auto"/>
+        <w:ind w:firstLine="0"/>
+        <w:jc w:val="left"/>
+      </w:pPr>
+      <w:r>
+        <w:rPr>
+          <w:rFonts w:ascii="Courier New" w:hAnsi="Courier New" w:eastAsia="Courier New"/>
+          <w:sz w:val="18"/>
+        </w:rPr>
+        <w:t>{% endblock %}</w:t>
+      </w:r>
+    </w:p>
+    <w:p>
+      <w:r>
+        <w:rPr/>
+      </w:r>
+    </w:p>
+    <w:p>
+      <w:r>
+        <w:rPr/>
+        <w:t>Ссылка на репозиторий: https://github.com/Murlocki/labs.git</w:t>
+      </w:r>
+    </w:p>
+    <w:p>
+      <w:r>
+        <w:rPr/>
+        <w:t>Файл docker-compose.yml: https://github.com/Murlocki/labs/blob/main/lab4/docker-compose.yml</w:t>
       </w:r>
     </w:p>
     <w:p/>
